--- a/DAY-5 (EXTRA CLASS-2)/Lab Exercise - Create an Ubuntu EC2 Instance, Create an S3 Bucket, Upload a File, and Access It from EC2 Using AWS CloudShell.docx
+++ b/DAY-5 (EXTRA CLASS-2)/Lab Exercise - Create an Ubuntu EC2 Instance, Create an S3 Bucket, Upload a File, and Access It from EC2 Using AWS CloudShell.docx
@@ -49,33 +49,7 @@
           <w:szCs w:val="36"/>
           <w:lang w:val="en-IN"/>
         </w:rPr>
-        <w:t xml:space="preserve">Create an Ubuntu EC2 Instance, Create an S3 Bucket, </w:t>
-      </w:r>
-      <w:proofErr w:type="gramStart"/>
-      <w:r>
-        <w:rPr>
-          <w:rFonts w:ascii="Georgia Pro" w:eastAsia="Georgia Pro" w:hAnsi="Georgia Pro" w:cs="Georgia Pro"/>
-          <w:b/>
-          <w:bCs/>
-          <w:color w:val="000000" w:themeColor="text1"/>
-          <w:sz w:val="36"/>
-          <w:szCs w:val="36"/>
-          <w:lang w:val="en-IN"/>
-        </w:rPr>
-        <w:t>Upload</w:t>
-      </w:r>
-      <w:proofErr w:type="gramEnd"/>
-      <w:r>
-        <w:rPr>
-          <w:rFonts w:ascii="Georgia Pro" w:eastAsia="Georgia Pro" w:hAnsi="Georgia Pro" w:cs="Georgia Pro"/>
-          <w:b/>
-          <w:bCs/>
-          <w:color w:val="000000" w:themeColor="text1"/>
-          <w:sz w:val="36"/>
-          <w:szCs w:val="36"/>
-          <w:lang w:val="en-IN"/>
-        </w:rPr>
-        <w:t xml:space="preserve"> a File, and Access It from EC2 Using AWS </w:t>
+        <w:t xml:space="preserve">Create an Ubuntu EC2 Instance, Create an S3 Bucket, Upload a File, and Access It from EC2 Using AWS </w:t>
       </w:r>
       <w:proofErr w:type="spellStart"/>
       <w:r>
@@ -449,7 +423,7 @@
           <w:color w:val="000000" w:themeColor="text1"/>
         </w:rPr>
         <w:pict w14:anchorId="5CF9829C">
-          <v:rect id="_x0000_i1361" style="width:0;height:1.5pt" o:hralign="center" o:hrstd="t" o:hr="t" fillcolor="#a0a0a0" stroked="f"/>
+          <v:rect id="_x0000_i1026" style="width:0;height:1.5pt" o:hralign="center" o:hrstd="t" o:hr="t" fillcolor="#a0a0a0" stroked="f"/>
         </w:pict>
       </w:r>
     </w:p>
@@ -493,19 +467,35 @@
     </w:p>
     <w:p>
       <w:pPr>
-        <w:spacing w:before="240" w:after="240" w:line="360" w:lineRule="auto"/>
-        <w:rPr>
-          <w:rFonts w:ascii="Georgia Pro" w:eastAsia="Georgia Pro" w:hAnsi="Georgia Pro" w:cs="Georgia Pro"/>
-          <w:color w:val="000000" w:themeColor="text1"/>
-        </w:rPr>
-      </w:pPr>
-      <w:r>
-        <w:rPr>
-          <w:rFonts w:ascii="Georgia Pro" w:eastAsia="Georgia Pro" w:hAnsi="Georgia Pro" w:cs="Georgia Pro"/>
-          <w:color w:val="000000" w:themeColor="text1"/>
-        </w:rPr>
+        <w:rPr>
+          <w:rFonts w:ascii="Georgia Pro" w:eastAsia="Georgia Pro" w:hAnsi="Georgia Pro" w:cs="Georgia Pro"/>
+          <w:color w:val="000000" w:themeColor="text1"/>
+        </w:rPr>
+      </w:pPr>
+      <w:r>
+        <w:rPr>
+          <w:rFonts w:ascii="Georgia Pro" w:eastAsia="Georgia Pro" w:hAnsi="Georgia Pro" w:cs="Georgia Pro"/>
+          <w:color w:val="000000" w:themeColor="text1"/>
+        </w:rPr>
+        <w:br w:type="page"/>
+      </w:r>
+    </w:p>
+    <w:p>
+      <w:pPr>
+        <w:spacing w:before="240" w:after="240" w:line="360" w:lineRule="auto"/>
+        <w:rPr>
+          <w:rFonts w:ascii="Georgia Pro" w:eastAsia="Georgia Pro" w:hAnsi="Georgia Pro" w:cs="Georgia Pro"/>
+          <w:color w:val="000000" w:themeColor="text1"/>
+        </w:rPr>
+      </w:pPr>
+      <w:r>
+        <w:rPr>
+          <w:rFonts w:ascii="Georgia Pro" w:eastAsia="Georgia Pro" w:hAnsi="Georgia Pro" w:cs="Georgia Pro"/>
+          <w:color w:val="000000" w:themeColor="text1"/>
+        </w:rPr>
+        <w:lastRenderedPageBreak/>
         <w:pict w14:anchorId="6B147F86">
-          <v:rect id="_x0000_i1362" style="width:0;height:1.5pt" o:hralign="center" o:hrstd="t" o:hr="t" fillcolor="#a0a0a0" stroked="f"/>
+          <v:rect id="_x0000_i1027" style="width:0;height:1.5pt" o:hralign="center" o:hrstd="t" o:hr="t" fillcolor="#a0a0a0" stroked="f"/>
         </w:pict>
       </w:r>
     </w:p>
@@ -566,7 +556,6 @@
           <w:rFonts w:ascii="Georgia Pro" w:eastAsia="Georgia Pro" w:hAnsi="Georgia Pro" w:cs="Georgia Pro"/>
           <w:color w:val="000000" w:themeColor="text1"/>
         </w:rPr>
-        <w:lastRenderedPageBreak/>
         <w:t xml:space="preserve">Administrator IAM Permissions </w:t>
       </w:r>
     </w:p>
@@ -656,7 +645,7 @@
           <w:color w:val="000000" w:themeColor="text1"/>
         </w:rPr>
         <w:pict w14:anchorId="0C6D2441">
-          <v:rect id="_x0000_i1363" style="width:0;height:1.5pt" o:hralign="center" o:hrstd="t" o:hr="t" fillcolor="#a0a0a0" stroked="f"/>
+          <v:rect id="_x0000_i1028" style="width:0;height:1.5pt" o:hralign="center" o:hrstd="t" o:hr="t" fillcolor="#a0a0a0" stroked="f"/>
         </w:pict>
       </w:r>
     </w:p>
@@ -828,13 +817,12 @@
           <w:color w:val="000000" w:themeColor="text1"/>
         </w:rPr>
         <w:pict w14:anchorId="52148CBB">
-          <v:rect id="_x0000_i1364" style="width:0;height:1.5pt" o:hralign="center" o:hrstd="t" o:hr="t" fillcolor="#a0a0a0" stroked="f"/>
+          <v:rect id="_x0000_i1029" style="width:0;height:1.5pt" o:hralign="center" o:hrstd="t" o:hr="t" fillcolor="#a0a0a0" stroked="f"/>
         </w:pict>
       </w:r>
     </w:p>
     <w:p>
       <w:pPr>
-        <w:spacing w:before="240" w:after="240" w:line="360" w:lineRule="auto"/>
         <w:rPr>
           <w:rFonts w:ascii="Georgia Pro" w:eastAsia="Georgia Pro" w:hAnsi="Georgia Pro" w:cs="Georgia Pro"/>
           <w:b/>
@@ -849,6 +837,27 @@
           <w:bCs/>
           <w:color w:val="000000" w:themeColor="text1"/>
         </w:rPr>
+        <w:br w:type="page"/>
+      </w:r>
+    </w:p>
+    <w:p>
+      <w:pPr>
+        <w:spacing w:before="240" w:after="240" w:line="360" w:lineRule="auto"/>
+        <w:rPr>
+          <w:rFonts w:ascii="Georgia Pro" w:eastAsia="Georgia Pro" w:hAnsi="Georgia Pro" w:cs="Georgia Pro"/>
+          <w:b/>
+          <w:bCs/>
+          <w:color w:val="000000" w:themeColor="text1"/>
+        </w:rPr>
+      </w:pPr>
+      <w:r>
+        <w:rPr>
+          <w:rFonts w:ascii="Georgia Pro" w:eastAsia="Georgia Pro" w:hAnsi="Georgia Pro" w:cs="Georgia Pro"/>
+          <w:b/>
+          <w:bCs/>
+          <w:color w:val="000000" w:themeColor="text1"/>
+        </w:rPr>
+        <w:lastRenderedPageBreak/>
         <w:t xml:space="preserve">Task 1: Open AWS </w:t>
       </w:r>
       <w:proofErr w:type="spellStart"/>
@@ -948,30 +957,11 @@
           <w:color w:val="000000" w:themeColor="text1"/>
         </w:rPr>
       </w:pPr>
-    </w:p>
-    <w:p>
-      <w:pPr>
-        <w:spacing w:before="240" w:after="240" w:line="360" w:lineRule="auto"/>
-        <w:rPr>
-          <w:rFonts w:ascii="Georgia Pro" w:eastAsia="Georgia Pro" w:hAnsi="Georgia Pro" w:cs="Georgia Pro"/>
-          <w:color w:val="000000" w:themeColor="text1"/>
-        </w:rPr>
-      </w:pPr>
-    </w:p>
-    <w:p>
-      <w:pPr>
-        <w:spacing w:before="240" w:after="240" w:line="360" w:lineRule="auto"/>
-        <w:rPr>
-          <w:rFonts w:ascii="Georgia Pro" w:eastAsia="Georgia Pro" w:hAnsi="Georgia Pro" w:cs="Georgia Pro"/>
-          <w:color w:val="000000" w:themeColor="text1"/>
-        </w:rPr>
-      </w:pPr>
-      <w:r>
-        <w:rPr>
-          <w:rFonts w:ascii="Georgia Pro" w:eastAsia="Georgia Pro" w:hAnsi="Georgia Pro" w:cs="Georgia Pro"/>
-          <w:color w:val="000000" w:themeColor="text1"/>
-        </w:rPr>
-        <w:lastRenderedPageBreak/>
+      <w:r>
+        <w:rPr>
+          <w:rFonts w:ascii="Georgia Pro" w:eastAsia="Georgia Pro" w:hAnsi="Georgia Pro" w:cs="Georgia Pro"/>
+          <w:color w:val="000000" w:themeColor="text1"/>
+        </w:rPr>
         <w:t>Verify CLI</w:t>
       </w:r>
     </w:p>
@@ -1091,7 +1081,7 @@
           <w:color w:val="000000" w:themeColor="text1"/>
         </w:rPr>
         <w:pict w14:anchorId="7967C7D5">
-          <v:rect id="_x0000_i1365" style="width:0;height:1.5pt" o:hralign="center" o:hrstd="t" o:hr="t" fillcolor="#a0a0a0" stroked="f"/>
+          <v:rect id="_x0000_i1030" style="width:0;height:1.5pt" o:hralign="center" o:hrstd="t" o:hr="t" fillcolor="#a0a0a0" stroked="f"/>
         </w:pict>
       </w:r>
     </w:p>
@@ -1264,13 +1254,12 @@
           <w:color w:val="000000" w:themeColor="text1"/>
         </w:rPr>
         <w:pict w14:anchorId="1D6A37C8">
-          <v:rect id="_x0000_i1366" style="width:0;height:1.5pt" o:hralign="center" o:hrstd="t" o:hr="t" fillcolor="#a0a0a0" stroked="f"/>
+          <v:rect id="_x0000_i1031" style="width:0;height:1.5pt" o:hralign="center" o:hrstd="t" o:hr="t" fillcolor="#a0a0a0" stroked="f"/>
         </w:pict>
       </w:r>
     </w:p>
     <w:p>
       <w:pPr>
-        <w:spacing w:before="240" w:after="240" w:line="360" w:lineRule="auto"/>
         <w:rPr>
           <w:rFonts w:ascii="Georgia Pro" w:eastAsia="Georgia Pro" w:hAnsi="Georgia Pro" w:cs="Georgia Pro"/>
           <w:b/>
@@ -1285,6 +1274,27 @@
           <w:bCs/>
           <w:color w:val="000000" w:themeColor="text1"/>
         </w:rPr>
+        <w:br w:type="page"/>
+      </w:r>
+    </w:p>
+    <w:p>
+      <w:pPr>
+        <w:spacing w:before="240" w:after="240" w:line="360" w:lineRule="auto"/>
+        <w:rPr>
+          <w:rFonts w:ascii="Georgia Pro" w:eastAsia="Georgia Pro" w:hAnsi="Georgia Pro" w:cs="Georgia Pro"/>
+          <w:b/>
+          <w:bCs/>
+          <w:color w:val="000000" w:themeColor="text1"/>
+        </w:rPr>
+      </w:pPr>
+      <w:r>
+        <w:rPr>
+          <w:rFonts w:ascii="Georgia Pro" w:eastAsia="Georgia Pro" w:hAnsi="Georgia Pro" w:cs="Georgia Pro"/>
+          <w:b/>
+          <w:bCs/>
+          <w:color w:val="000000" w:themeColor="text1"/>
+        </w:rPr>
+        <w:lastRenderedPageBreak/>
         <w:t>Task 3: Create a Sample File</w:t>
       </w:r>
     </w:p>
@@ -1420,7 +1430,6 @@
           <w:rFonts w:ascii="Georgia Pro" w:eastAsia="Georgia Pro" w:hAnsi="Georgia Pro" w:cs="Georgia Pro"/>
           <w:color w:val="000000" w:themeColor="text1"/>
         </w:rPr>
-        <w:lastRenderedPageBreak/>
         <w:t>Display file</w:t>
       </w:r>
     </w:p>
@@ -1461,7 +1470,7 @@
           <w:color w:val="000000" w:themeColor="text1"/>
         </w:rPr>
         <w:pict w14:anchorId="0EEAC1CF">
-          <v:rect id="_x0000_i1367" style="width:0;height:1.5pt" o:hralign="center" o:hrstd="t" o:hr="t" fillcolor="#a0a0a0" stroked="f"/>
+          <v:rect id="_x0000_i1032" style="width:0;height:1.5pt" o:hralign="center" o:hrstd="t" o:hr="t" fillcolor="#a0a0a0" stroked="f"/>
         </w:pict>
       </w:r>
     </w:p>
@@ -1618,13 +1627,12 @@
           <w:color w:val="000000" w:themeColor="text1"/>
         </w:rPr>
         <w:pict w14:anchorId="5F19E6FB">
-          <v:rect id="_x0000_i1368" style="width:0;height:1.5pt" o:hralign="center" o:hrstd="t" o:hr="t" fillcolor="#a0a0a0" stroked="f"/>
+          <v:rect id="_x0000_i1033" style="width:0;height:1.5pt" o:hralign="center" o:hrstd="t" o:hr="t" fillcolor="#a0a0a0" stroked="f"/>
         </w:pict>
       </w:r>
     </w:p>
     <w:p>
       <w:pPr>
-        <w:spacing w:before="240" w:after="240" w:line="360" w:lineRule="auto"/>
         <w:rPr>
           <w:rFonts w:ascii="Georgia Pro" w:eastAsia="Georgia Pro" w:hAnsi="Georgia Pro" w:cs="Georgia Pro"/>
           <w:b/>
@@ -1639,6 +1647,27 @@
           <w:bCs/>
           <w:color w:val="000000" w:themeColor="text1"/>
         </w:rPr>
+        <w:br w:type="page"/>
+      </w:r>
+    </w:p>
+    <w:p>
+      <w:pPr>
+        <w:spacing w:before="240" w:after="240" w:line="360" w:lineRule="auto"/>
+        <w:rPr>
+          <w:rFonts w:ascii="Georgia Pro" w:eastAsia="Georgia Pro" w:hAnsi="Georgia Pro" w:cs="Georgia Pro"/>
+          <w:b/>
+          <w:bCs/>
+          <w:color w:val="000000" w:themeColor="text1"/>
+        </w:rPr>
+      </w:pPr>
+      <w:r>
+        <w:rPr>
+          <w:rFonts w:ascii="Georgia Pro" w:eastAsia="Georgia Pro" w:hAnsi="Georgia Pro" w:cs="Georgia Pro"/>
+          <w:b/>
+          <w:bCs/>
+          <w:color w:val="000000" w:themeColor="text1"/>
+        </w:rPr>
+        <w:lastRenderedPageBreak/>
         <w:t>Task 5: Create IAM Role for EC2</w:t>
       </w:r>
     </w:p>
@@ -1681,7 +1710,6 @@
         <w:t>cat &gt; trust-</w:t>
       </w:r>
       <w:proofErr w:type="spellStart"/>
-      <w:proofErr w:type="gramStart"/>
       <w:r>
         <w:rPr>
           <w:rFonts w:ascii="Georgia Pro" w:eastAsia="Georgia Pro" w:hAnsi="Georgia Pro" w:cs="Georgia Pro"/>
@@ -1690,7 +1718,6 @@
         <w:t>policy.json</w:t>
       </w:r>
       <w:proofErr w:type="spellEnd"/>
-      <w:proofErr w:type="gramEnd"/>
       <w:r>
         <w:rPr>
           <w:rFonts w:ascii="Georgia Pro" w:eastAsia="Georgia Pro" w:hAnsi="Georgia Pro" w:cs="Georgia Pro"/>
@@ -1720,34 +1747,16 @@
           <w:color w:val="000000" w:themeColor="text1"/>
         </w:rPr>
         <w:br/>
-        <w:t xml:space="preserve">  "Statement</w:t>
-      </w:r>
-      <w:proofErr w:type="gramStart"/>
-      <w:r>
-        <w:rPr>
-          <w:rFonts w:ascii="Georgia Pro" w:eastAsia="Georgia Pro" w:hAnsi="Georgia Pro" w:cs="Georgia Pro"/>
-          <w:color w:val="000000" w:themeColor="text1"/>
-        </w:rPr>
-        <w:t>":[</w:t>
-      </w:r>
-      <w:proofErr w:type="gramEnd"/>
-      <w:r>
-        <w:rPr>
-          <w:rFonts w:ascii="Georgia Pro" w:eastAsia="Georgia Pro" w:hAnsi="Georgia Pro" w:cs="Georgia Pro"/>
-          <w:color w:val="000000" w:themeColor="text1"/>
-        </w:rPr>
-        <w:br/>
-        <w:t xml:space="preserve"> </w:t>
-      </w:r>
-      <w:proofErr w:type="gramStart"/>
-      <w:r>
-        <w:rPr>
-          <w:rFonts w:ascii="Georgia Pro" w:eastAsia="Georgia Pro" w:hAnsi="Georgia Pro" w:cs="Georgia Pro"/>
-          <w:color w:val="000000" w:themeColor="text1"/>
-        </w:rPr>
-        <w:t xml:space="preserve">   {</w:t>
-      </w:r>
-      <w:proofErr w:type="gramEnd"/>
+        <w:t xml:space="preserve">  "Statement":[</w:t>
+      </w:r>
+      <w:r>
+        <w:rPr>
+          <w:rFonts w:ascii="Georgia Pro" w:eastAsia="Georgia Pro" w:hAnsi="Georgia Pro" w:cs="Georgia Pro"/>
+          <w:color w:val="000000" w:themeColor="text1"/>
+        </w:rPr>
+        <w:br/>
+        <w:t xml:space="preserve">    {</w:t>
+      </w:r>
       <w:r>
         <w:rPr>
           <w:rFonts w:ascii="Georgia Pro" w:eastAsia="Georgia Pro" w:hAnsi="Georgia Pro" w:cs="Georgia Pro"/>
@@ -1778,17 +1787,8 @@
           <w:color w:val="000000" w:themeColor="text1"/>
         </w:rPr>
         <w:br/>
-        <w:t xml:space="preserve">      "Principal</w:t>
-      </w:r>
-      <w:proofErr w:type="gramStart"/>
-      <w:r>
-        <w:rPr>
-          <w:rFonts w:ascii="Georgia Pro" w:eastAsia="Georgia Pro" w:hAnsi="Georgia Pro" w:cs="Georgia Pro"/>
-          <w:color w:val="000000" w:themeColor="text1"/>
-        </w:rPr>
-        <w:t>":{</w:t>
-      </w:r>
-      <w:proofErr w:type="gramEnd"/>
+        <w:t xml:space="preserve">      "Principal":{</w:t>
+      </w:r>
       <w:r>
         <w:rPr>
           <w:rFonts w:ascii="Georgia Pro" w:eastAsia="Georgia Pro" w:hAnsi="Georgia Pro" w:cs="Georgia Pro"/>
@@ -1814,7 +1814,6 @@
         <w:t xml:space="preserve">      "Action":"</w:t>
       </w:r>
       <w:proofErr w:type="spellStart"/>
-      <w:proofErr w:type="gramStart"/>
       <w:r>
         <w:rPr>
           <w:rFonts w:ascii="Georgia Pro" w:eastAsia="Georgia Pro" w:hAnsi="Georgia Pro" w:cs="Georgia Pro"/>
@@ -1823,7 +1822,6 @@
         <w:t>sts:AssumeRole</w:t>
       </w:r>
       <w:proofErr w:type="spellEnd"/>
-      <w:proofErr w:type="gramEnd"/>
       <w:r>
         <w:rPr>
           <w:rFonts w:ascii="Georgia Pro" w:eastAsia="Georgia Pro" w:hAnsi="Georgia Pro" w:cs="Georgia Pro"/>
@@ -1837,33 +1835,16 @@
           <w:color w:val="000000" w:themeColor="text1"/>
         </w:rPr>
         <w:br/>
-        <w:t xml:space="preserve">  </w:t>
-      </w:r>
-      <w:proofErr w:type="gramStart"/>
-      <w:r>
-        <w:rPr>
-          <w:rFonts w:ascii="Georgia Pro" w:eastAsia="Georgia Pro" w:hAnsi="Georgia Pro" w:cs="Georgia Pro"/>
-          <w:color w:val="000000" w:themeColor="text1"/>
-        </w:rPr>
-        <w:t xml:space="preserve">  }</w:t>
-      </w:r>
-      <w:proofErr w:type="gramEnd"/>
-      <w:r>
-        <w:rPr>
-          <w:rFonts w:ascii="Georgia Pro" w:eastAsia="Georgia Pro" w:hAnsi="Georgia Pro" w:cs="Georgia Pro"/>
-          <w:color w:val="000000" w:themeColor="text1"/>
-        </w:rPr>
-        <w:br/>
-      </w:r>
-      <w:proofErr w:type="gramStart"/>
-      <w:r>
-        <w:rPr>
-          <w:rFonts w:ascii="Georgia Pro" w:eastAsia="Georgia Pro" w:hAnsi="Georgia Pro" w:cs="Georgia Pro"/>
-          <w:color w:val="000000" w:themeColor="text1"/>
-        </w:rPr>
+        <w:t xml:space="preserve">    }</w:t>
+      </w:r>
+      <w:r>
+        <w:rPr>
+          <w:rFonts w:ascii="Georgia Pro" w:eastAsia="Georgia Pro" w:hAnsi="Georgia Pro" w:cs="Georgia Pro"/>
+          <w:color w:val="000000" w:themeColor="text1"/>
+        </w:rPr>
+        <w:br/>
         <w:t xml:space="preserve">  ]</w:t>
       </w:r>
-      <w:proofErr w:type="gramEnd"/>
       <w:r>
         <w:rPr>
           <w:rFonts w:ascii="Georgia Pro" w:eastAsia="Georgia Pro" w:hAnsi="Georgia Pro" w:cs="Georgia Pro"/>
@@ -1903,7 +1884,6 @@
           <w:rFonts w:ascii="Georgia Pro" w:eastAsia="Georgia Pro" w:hAnsi="Georgia Pro" w:cs="Georgia Pro"/>
           <w:color w:val="000000" w:themeColor="text1"/>
         </w:rPr>
-        <w:lastRenderedPageBreak/>
         <w:t>Create Role</w:t>
       </w:r>
     </w:p>
@@ -2067,29 +2047,12 @@
         <w:t xml:space="preserve"> </w:t>
       </w:r>
       <w:proofErr w:type="spellStart"/>
-      <w:proofErr w:type="gramStart"/>
-      <w:r>
-        <w:rPr>
-          <w:rFonts w:ascii="Georgia Pro" w:eastAsia="Georgia Pro" w:hAnsi="Georgia Pro" w:cs="Georgia Pro"/>
-          <w:color w:val="000000" w:themeColor="text1"/>
-        </w:rPr>
-        <w:t>arn:aws</w:t>
-      </w:r>
-      <w:proofErr w:type="gramEnd"/>
-      <w:r>
-        <w:rPr>
-          <w:rFonts w:ascii="Georgia Pro" w:eastAsia="Georgia Pro" w:hAnsi="Georgia Pro" w:cs="Georgia Pro"/>
-          <w:color w:val="000000" w:themeColor="text1"/>
-        </w:rPr>
-        <w:t>:</w:t>
-      </w:r>
-      <w:proofErr w:type="gramStart"/>
-      <w:r>
-        <w:rPr>
-          <w:rFonts w:ascii="Georgia Pro" w:eastAsia="Georgia Pro" w:hAnsi="Georgia Pro" w:cs="Georgia Pro"/>
-          <w:color w:val="000000" w:themeColor="text1"/>
-        </w:rPr>
-        <w:t>iam</w:t>
+      <w:r>
+        <w:rPr>
+          <w:rFonts w:ascii="Georgia Pro" w:eastAsia="Georgia Pro" w:hAnsi="Georgia Pro" w:cs="Georgia Pro"/>
+          <w:color w:val="000000" w:themeColor="text1"/>
+        </w:rPr>
+        <w:t>arn:aws:iam</w:t>
       </w:r>
       <w:proofErr w:type="spellEnd"/>
       <w:r>
@@ -2108,7 +2071,6 @@
         <w:t>aws:policy</w:t>
       </w:r>
       <w:proofErr w:type="spellEnd"/>
-      <w:proofErr w:type="gramEnd"/>
       <w:r>
         <w:rPr>
           <w:rFonts w:ascii="Georgia Pro" w:eastAsia="Georgia Pro" w:hAnsi="Georgia Pro" w:cs="Georgia Pro"/>
@@ -2165,7 +2127,6 @@
         <w:t xml:space="preserve"> </w:t>
       </w:r>
       <w:proofErr w:type="spellStart"/>
-      <w:proofErr w:type="gramStart"/>
       <w:r>
         <w:rPr>
           <w:rFonts w:ascii="Georgia Pro" w:eastAsia="Georgia Pro" w:hAnsi="Georgia Pro" w:cs="Georgia Pro"/>
@@ -2174,7 +2135,6 @@
         <w:t>iam</w:t>
       </w:r>
       <w:proofErr w:type="spellEnd"/>
-      <w:proofErr w:type="gramEnd"/>
       <w:r>
         <w:rPr>
           <w:rFonts w:ascii="Georgia Pro" w:eastAsia="Georgia Pro" w:hAnsi="Georgia Pro" w:cs="Georgia Pro"/>
@@ -2228,6 +2188,7 @@
           <w:rFonts w:ascii="Georgia Pro" w:eastAsia="Georgia Pro" w:hAnsi="Georgia Pro" w:cs="Georgia Pro"/>
           <w:color w:val="000000" w:themeColor="text1"/>
         </w:rPr>
+        <w:lastRenderedPageBreak/>
         <w:t>aws</w:t>
       </w:r>
       <w:proofErr w:type="spellEnd"/>
@@ -2239,7 +2200,6 @@
         <w:t xml:space="preserve"> </w:t>
       </w:r>
       <w:proofErr w:type="spellStart"/>
-      <w:proofErr w:type="gramStart"/>
       <w:r>
         <w:rPr>
           <w:rFonts w:ascii="Georgia Pro" w:eastAsia="Georgia Pro" w:hAnsi="Georgia Pro" w:cs="Georgia Pro"/>
@@ -2248,7 +2208,6 @@
         <w:t>iam</w:t>
       </w:r>
       <w:proofErr w:type="spellEnd"/>
-      <w:proofErr w:type="gramEnd"/>
       <w:r>
         <w:rPr>
           <w:rFonts w:ascii="Georgia Pro" w:eastAsia="Georgia Pro" w:hAnsi="Georgia Pro" w:cs="Georgia Pro"/>
@@ -2326,7 +2285,7 @@
           <w:color w:val="000000" w:themeColor="text1"/>
         </w:rPr>
         <w:pict w14:anchorId="7FBF21A4">
-          <v:rect id="_x0000_i1369" style="width:0;height:1.5pt" o:hralign="center" o:hrstd="t" o:hr="t" fillcolor="#a0a0a0" stroked="f"/>
+          <v:rect id="_x0000_i1034" style="width:0;height:1.5pt" o:hralign="center" o:hrstd="t" o:hr="t" fillcolor="#a0a0a0" stroked="f"/>
         </w:pict>
       </w:r>
     </w:p>
@@ -2413,7 +2372,6 @@
         <w:t>--filters Name=</w:t>
       </w:r>
       <w:proofErr w:type="spellStart"/>
-      <w:proofErr w:type="gramStart"/>
       <w:r>
         <w:rPr>
           <w:rFonts w:ascii="Georgia Pro" w:eastAsia="Georgia Pro" w:hAnsi="Georgia Pro" w:cs="Georgia Pro"/>
@@ -2422,7 +2380,6 @@
         <w:t>isDefault,Values</w:t>
       </w:r>
       <w:proofErr w:type="spellEnd"/>
-      <w:proofErr w:type="gramEnd"/>
       <w:r>
         <w:rPr>
           <w:rFonts w:ascii="Georgia Pro" w:eastAsia="Georgia Pro" w:hAnsi="Georgia Pro" w:cs="Georgia Pro"/>
@@ -2439,7 +2396,6 @@
         <w:t>--query "</w:t>
       </w:r>
       <w:proofErr w:type="spellStart"/>
-      <w:proofErr w:type="gramStart"/>
       <w:r>
         <w:rPr>
           <w:rFonts w:ascii="Georgia Pro" w:eastAsia="Georgia Pro" w:hAnsi="Georgia Pro" w:cs="Georgia Pro"/>
@@ -2453,23 +2409,7 @@
           <w:rFonts w:ascii="Georgia Pro" w:eastAsia="Georgia Pro" w:hAnsi="Georgia Pro" w:cs="Georgia Pro"/>
           <w:color w:val="000000" w:themeColor="text1"/>
         </w:rPr>
-        <w:t>[</w:t>
-      </w:r>
-      <w:proofErr w:type="gramEnd"/>
-      <w:r>
-        <w:rPr>
-          <w:rFonts w:ascii="Georgia Pro" w:eastAsia="Georgia Pro" w:hAnsi="Georgia Pro" w:cs="Georgia Pro"/>
-          <w:color w:val="000000" w:themeColor="text1"/>
-        </w:rPr>
-        <w:t>0</w:t>
-      </w:r>
-      <w:proofErr w:type="gramStart"/>
-      <w:r>
-        <w:rPr>
-          <w:rFonts w:ascii="Georgia Pro" w:eastAsia="Georgia Pro" w:hAnsi="Georgia Pro" w:cs="Georgia Pro"/>
-          <w:color w:val="000000" w:themeColor="text1"/>
-        </w:rPr>
-        <w:t>].</w:t>
+        <w:t>[0].</w:t>
       </w:r>
       <w:proofErr w:type="spellStart"/>
       <w:r>
@@ -2480,7 +2420,6 @@
         <w:t>VpcId</w:t>
       </w:r>
       <w:proofErr w:type="spellEnd"/>
-      <w:proofErr w:type="gramEnd"/>
       <w:r>
         <w:rPr>
           <w:rFonts w:ascii="Georgia Pro" w:eastAsia="Georgia Pro" w:hAnsi="Georgia Pro" w:cs="Georgia Pro"/>
@@ -2526,7 +2465,7 @@
           <w:color w:val="000000" w:themeColor="text1"/>
         </w:rPr>
         <w:pict w14:anchorId="627A9773">
-          <v:rect id="_x0000_i1370" style="width:0;height:1.5pt" o:hralign="center" o:hrstd="t" o:hr="t" fillcolor="#a0a0a0" stroked="f"/>
+          <v:rect id="_x0000_i1035" style="width:0;height:1.5pt" o:hralign="center" o:hrstd="t" o:hr="t" fillcolor="#a0a0a0" stroked="f"/>
         </w:pict>
       </w:r>
     </w:p>
@@ -2547,7 +2486,6 @@
           <w:bCs/>
           <w:color w:val="000000" w:themeColor="text1"/>
         </w:rPr>
-        <w:lastRenderedPageBreak/>
         <w:t>Task 7: Get Default Subnet</w:t>
       </w:r>
     </w:p>
@@ -2598,7 +2536,6 @@
         <w:t>--filters Name=default-for-</w:t>
       </w:r>
       <w:proofErr w:type="spellStart"/>
-      <w:proofErr w:type="gramStart"/>
       <w:r>
         <w:rPr>
           <w:rFonts w:ascii="Georgia Pro" w:eastAsia="Georgia Pro" w:hAnsi="Georgia Pro" w:cs="Georgia Pro"/>
@@ -2607,7 +2544,6 @@
         <w:t>az,Values</w:t>
       </w:r>
       <w:proofErr w:type="spellEnd"/>
-      <w:proofErr w:type="gramEnd"/>
       <w:r>
         <w:rPr>
           <w:rFonts w:ascii="Georgia Pro" w:eastAsia="Georgia Pro" w:hAnsi="Georgia Pro" w:cs="Georgia Pro"/>
@@ -2621,31 +2557,7 @@
           <w:color w:val="000000" w:themeColor="text1"/>
         </w:rPr>
         <w:br/>
-        <w:t>--query "</w:t>
-      </w:r>
-      <w:proofErr w:type="gramStart"/>
-      <w:r>
-        <w:rPr>
-          <w:rFonts w:ascii="Georgia Pro" w:eastAsia="Georgia Pro" w:hAnsi="Georgia Pro" w:cs="Georgia Pro"/>
-          <w:color w:val="000000" w:themeColor="text1"/>
-        </w:rPr>
-        <w:t>Subnets[</w:t>
-      </w:r>
-      <w:proofErr w:type="gramEnd"/>
-      <w:r>
-        <w:rPr>
-          <w:rFonts w:ascii="Georgia Pro" w:eastAsia="Georgia Pro" w:hAnsi="Georgia Pro" w:cs="Georgia Pro"/>
-          <w:color w:val="000000" w:themeColor="text1"/>
-        </w:rPr>
-        <w:t>0</w:t>
-      </w:r>
-      <w:proofErr w:type="gramStart"/>
-      <w:r>
-        <w:rPr>
-          <w:rFonts w:ascii="Georgia Pro" w:eastAsia="Georgia Pro" w:hAnsi="Georgia Pro" w:cs="Georgia Pro"/>
-          <w:color w:val="000000" w:themeColor="text1"/>
-        </w:rPr>
-        <w:t>].</w:t>
+        <w:t>--query "Subnets[0].</w:t>
       </w:r>
       <w:proofErr w:type="spellStart"/>
       <w:r>
@@ -2656,7 +2568,6 @@
         <w:t>SubnetId</w:t>
       </w:r>
       <w:proofErr w:type="spellEnd"/>
-      <w:proofErr w:type="gramEnd"/>
       <w:r>
         <w:rPr>
           <w:rFonts w:ascii="Georgia Pro" w:eastAsia="Georgia Pro" w:hAnsi="Georgia Pro" w:cs="Georgia Pro"/>
@@ -2702,13 +2613,12 @@
           <w:color w:val="000000" w:themeColor="text1"/>
         </w:rPr>
         <w:pict w14:anchorId="1410EED2">
-          <v:rect id="_x0000_i1371" style="width:0;height:1.5pt" o:hralign="center" o:hrstd="t" o:hr="t" fillcolor="#a0a0a0" stroked="f"/>
+          <v:rect id="_x0000_i1036" style="width:0;height:1.5pt" o:hralign="center" o:hrstd="t" o:hr="t" fillcolor="#a0a0a0" stroked="f"/>
         </w:pict>
       </w:r>
     </w:p>
     <w:p>
       <w:pPr>
-        <w:spacing w:before="240" w:after="240" w:line="360" w:lineRule="auto"/>
         <w:rPr>
           <w:rFonts w:ascii="Georgia Pro" w:eastAsia="Georgia Pro" w:hAnsi="Georgia Pro" w:cs="Georgia Pro"/>
           <w:b/>
@@ -2723,6 +2633,27 @@
           <w:bCs/>
           <w:color w:val="000000" w:themeColor="text1"/>
         </w:rPr>
+        <w:br w:type="page"/>
+      </w:r>
+    </w:p>
+    <w:p>
+      <w:pPr>
+        <w:spacing w:before="240" w:after="240" w:line="360" w:lineRule="auto"/>
+        <w:rPr>
+          <w:rFonts w:ascii="Georgia Pro" w:eastAsia="Georgia Pro" w:hAnsi="Georgia Pro" w:cs="Georgia Pro"/>
+          <w:b/>
+          <w:bCs/>
+          <w:color w:val="000000" w:themeColor="text1"/>
+        </w:rPr>
+      </w:pPr>
+      <w:r>
+        <w:rPr>
+          <w:rFonts w:ascii="Georgia Pro" w:eastAsia="Georgia Pro" w:hAnsi="Georgia Pro" w:cs="Georgia Pro"/>
+          <w:b/>
+          <w:bCs/>
+          <w:color w:val="000000" w:themeColor="text1"/>
+        </w:rPr>
+        <w:lastRenderedPageBreak/>
         <w:t>Task 8: Create Security Group</w:t>
       </w:r>
     </w:p>
@@ -2999,7 +2930,7 @@
           <w:color w:val="000000" w:themeColor="text1"/>
         </w:rPr>
         <w:pict w14:anchorId="68A6B22C">
-          <v:rect id="_x0000_i1372" style="width:0;height:1.5pt" o:hralign="center" o:hrstd="t" o:hr="t" fillcolor="#a0a0a0" stroked="f"/>
+          <v:rect id="_x0000_i1037" style="width:0;height:1.5pt" o:hralign="center" o:hrstd="t" o:hr="t" fillcolor="#a0a0a0" stroked="f"/>
         </w:pict>
       </w:r>
     </w:p>
@@ -3111,39 +3042,7 @@
           <w:color w:val="000000" w:themeColor="text1"/>
         </w:rPr>
         <w:br/>
-        <w:t>--query "</w:t>
-      </w:r>
-      <w:proofErr w:type="gramStart"/>
-      <w:r>
-        <w:rPr>
-          <w:rFonts w:ascii="Georgia Pro" w:eastAsia="Georgia Pro" w:hAnsi="Georgia Pro" w:cs="Georgia Pro"/>
-          <w:color w:val="000000" w:themeColor="text1"/>
-        </w:rPr>
-        <w:t>Parameters[</w:t>
-      </w:r>
-      <w:proofErr w:type="gramEnd"/>
-      <w:r>
-        <w:rPr>
-          <w:rFonts w:ascii="Georgia Pro" w:eastAsia="Georgia Pro" w:hAnsi="Georgia Pro" w:cs="Georgia Pro"/>
-          <w:color w:val="000000" w:themeColor="text1"/>
-        </w:rPr>
-        <w:t>0</w:t>
-      </w:r>
-      <w:proofErr w:type="gramStart"/>
-      <w:r>
-        <w:rPr>
-          <w:rFonts w:ascii="Georgia Pro" w:eastAsia="Georgia Pro" w:hAnsi="Georgia Pro" w:cs="Georgia Pro"/>
-          <w:color w:val="000000" w:themeColor="text1"/>
-        </w:rPr>
-        <w:t>].Value</w:t>
-      </w:r>
-      <w:proofErr w:type="gramEnd"/>
-      <w:r>
-        <w:rPr>
-          <w:rFonts w:ascii="Georgia Pro" w:eastAsia="Georgia Pro" w:hAnsi="Georgia Pro" w:cs="Georgia Pro"/>
-          <w:color w:val="000000" w:themeColor="text1"/>
-        </w:rPr>
-        <w:t>" \</w:t>
+        <w:t>--query "Parameters[0].Value" \</w:t>
       </w:r>
       <w:r>
         <w:rPr>
@@ -3167,24 +3066,6 @@
         </w:rPr>
         <w:br/>
         <w:t>echo $AMI</w:t>
-      </w:r>
-    </w:p>
-    <w:p>
-      <w:pPr>
-        <w:spacing w:before="240" w:after="240" w:line="360" w:lineRule="auto"/>
-        <w:rPr>
-          <w:rFonts w:ascii="Georgia Pro" w:eastAsia="Georgia Pro" w:hAnsi="Georgia Pro" w:cs="Georgia Pro"/>
-          <w:color w:val="000000" w:themeColor="text1"/>
-        </w:rPr>
-      </w:pPr>
-      <w:r>
-        <w:rPr>
-          <w:rFonts w:ascii="Georgia Pro" w:eastAsia="Georgia Pro" w:hAnsi="Georgia Pro" w:cs="Georgia Pro"/>
-          <w:color w:val="000000" w:themeColor="text1"/>
-        </w:rPr>
-        <w:pict w14:anchorId="5E0E318D">
-          <v:rect id="_x0000_i1373" style="width:0;height:1.5pt" o:hralign="center" o:hrstd="t" o:hr="t" fillcolor="#a0a0a0" stroked="f"/>
-        </w:pict>
       </w:r>
     </w:p>
     <w:p>
@@ -3254,13 +3135,6 @@
           <w:color w:val="000000" w:themeColor="text1"/>
         </w:rPr>
       </w:pPr>
-      <w:r>
-        <w:rPr>
-          <w:rFonts w:ascii="Georgia Pro" w:eastAsia="Georgia Pro" w:hAnsi="Georgia Pro" w:cs="Georgia Pro"/>
-          <w:color w:val="000000" w:themeColor="text1"/>
-        </w:rPr>
-        <w:t>INSTANCE=$(</w:t>
-      </w:r>
       <w:proofErr w:type="spellStart"/>
       <w:r>
         <w:rPr>
@@ -3275,212 +3149,7 @@
           <w:rFonts w:ascii="Georgia Pro" w:eastAsia="Georgia Pro" w:hAnsi="Georgia Pro" w:cs="Georgia Pro"/>
           <w:color w:val="000000" w:themeColor="text1"/>
         </w:rPr>
-        <w:t xml:space="preserve"> ec2 run-instances \</w:t>
-      </w:r>
-      <w:r>
-        <w:rPr>
-          <w:rFonts w:ascii="Georgia Pro" w:eastAsia="Georgia Pro" w:hAnsi="Georgia Pro" w:cs="Georgia Pro"/>
-          <w:color w:val="000000" w:themeColor="text1"/>
-        </w:rPr>
-        <w:br/>
-        <w:t>--image-id $AMI \</w:t>
-      </w:r>
-      <w:r>
-        <w:rPr>
-          <w:rFonts w:ascii="Georgia Pro" w:eastAsia="Georgia Pro" w:hAnsi="Georgia Pro" w:cs="Georgia Pro"/>
-          <w:color w:val="000000" w:themeColor="text1"/>
-        </w:rPr>
-        <w:br/>
-        <w:t>--instance-type t2.micro \</w:t>
-      </w:r>
-      <w:r>
-        <w:rPr>
-          <w:rFonts w:ascii="Georgia Pro" w:eastAsia="Georgia Pro" w:hAnsi="Georgia Pro" w:cs="Georgia Pro"/>
-          <w:color w:val="000000" w:themeColor="text1"/>
-        </w:rPr>
-        <w:br/>
-        <w:t>--key-name lab-key \</w:t>
-      </w:r>
-      <w:r>
-        <w:rPr>
-          <w:rFonts w:ascii="Georgia Pro" w:eastAsia="Georgia Pro" w:hAnsi="Georgia Pro" w:cs="Georgia Pro"/>
-          <w:color w:val="000000" w:themeColor="text1"/>
-        </w:rPr>
-        <w:br/>
-        <w:t>--security-group-ids $SG \</w:t>
-      </w:r>
-      <w:r>
-        <w:rPr>
-          <w:rFonts w:ascii="Georgia Pro" w:eastAsia="Georgia Pro" w:hAnsi="Georgia Pro" w:cs="Georgia Pro"/>
-          <w:color w:val="000000" w:themeColor="text1"/>
-        </w:rPr>
-        <w:br/>
-        <w:t>--subnet-id $SUBNET \</w:t>
-      </w:r>
-      <w:r>
-        <w:rPr>
-          <w:rFonts w:ascii="Georgia Pro" w:eastAsia="Georgia Pro" w:hAnsi="Georgia Pro" w:cs="Georgia Pro"/>
-          <w:color w:val="000000" w:themeColor="text1"/>
-        </w:rPr>
-        <w:br/>
-        <w:t>--</w:t>
-      </w:r>
-      <w:proofErr w:type="spellStart"/>
-      <w:r>
-        <w:rPr>
-          <w:rFonts w:ascii="Georgia Pro" w:eastAsia="Georgia Pro" w:hAnsi="Georgia Pro" w:cs="Georgia Pro"/>
-          <w:color w:val="000000" w:themeColor="text1"/>
-        </w:rPr>
-        <w:t>iam</w:t>
-      </w:r>
-      <w:proofErr w:type="spellEnd"/>
-      <w:r>
-        <w:rPr>
-          <w:rFonts w:ascii="Georgia Pro" w:eastAsia="Georgia Pro" w:hAnsi="Georgia Pro" w:cs="Georgia Pro"/>
-          <w:color w:val="000000" w:themeColor="text1"/>
-        </w:rPr>
-        <w:t>-instance-profile Name=EC2-S3-Profile \</w:t>
-      </w:r>
-      <w:r>
-        <w:rPr>
-          <w:rFonts w:ascii="Georgia Pro" w:eastAsia="Georgia Pro" w:hAnsi="Georgia Pro" w:cs="Georgia Pro"/>
-          <w:color w:val="000000" w:themeColor="text1"/>
-        </w:rPr>
-        <w:br/>
-        <w:t>--tag-specifications '</w:t>
-      </w:r>
-      <w:proofErr w:type="spellStart"/>
-      <w:r>
-        <w:rPr>
-          <w:rFonts w:ascii="Georgia Pro" w:eastAsia="Georgia Pro" w:hAnsi="Georgia Pro" w:cs="Georgia Pro"/>
-          <w:color w:val="000000" w:themeColor="text1"/>
-        </w:rPr>
-        <w:t>ResourceType</w:t>
-      </w:r>
-      <w:proofErr w:type="spellEnd"/>
-      <w:r>
-        <w:rPr>
-          <w:rFonts w:ascii="Georgia Pro" w:eastAsia="Georgia Pro" w:hAnsi="Georgia Pro" w:cs="Georgia Pro"/>
-          <w:color w:val="000000" w:themeColor="text1"/>
-        </w:rPr>
-        <w:t>=</w:t>
-      </w:r>
-      <w:proofErr w:type="spellStart"/>
-      <w:r>
-        <w:rPr>
-          <w:rFonts w:ascii="Georgia Pro" w:eastAsia="Georgia Pro" w:hAnsi="Georgia Pro" w:cs="Georgia Pro"/>
-          <w:color w:val="000000" w:themeColor="text1"/>
-        </w:rPr>
-        <w:t>instance,Tags</w:t>
-      </w:r>
-      <w:proofErr w:type="spellEnd"/>
-      <w:r>
-        <w:rPr>
-          <w:rFonts w:ascii="Georgia Pro" w:eastAsia="Georgia Pro" w:hAnsi="Georgia Pro" w:cs="Georgia Pro"/>
-          <w:color w:val="000000" w:themeColor="text1"/>
-        </w:rPr>
-        <w:t>=[{Key=</w:t>
-      </w:r>
-      <w:proofErr w:type="spellStart"/>
-      <w:r>
-        <w:rPr>
-          <w:rFonts w:ascii="Georgia Pro" w:eastAsia="Georgia Pro" w:hAnsi="Georgia Pro" w:cs="Georgia Pro"/>
-          <w:color w:val="000000" w:themeColor="text1"/>
-        </w:rPr>
-        <w:t>Name,Value</w:t>
-      </w:r>
-      <w:proofErr w:type="spellEnd"/>
-      <w:r>
-        <w:rPr>
-          <w:rFonts w:ascii="Georgia Pro" w:eastAsia="Georgia Pro" w:hAnsi="Georgia Pro" w:cs="Georgia Pro"/>
-          <w:color w:val="000000" w:themeColor="text1"/>
-        </w:rPr>
-        <w:t>=Ubuntu-S3-Lab}]' \</w:t>
-      </w:r>
-      <w:r>
-        <w:rPr>
-          <w:rFonts w:ascii="Georgia Pro" w:eastAsia="Georgia Pro" w:hAnsi="Georgia Pro" w:cs="Georgia Pro"/>
-          <w:color w:val="000000" w:themeColor="text1"/>
-        </w:rPr>
-        <w:br/>
-        <w:t>--query "Instances[0].</w:t>
-      </w:r>
-      <w:proofErr w:type="spellStart"/>
-      <w:r>
-        <w:rPr>
-          <w:rFonts w:ascii="Georgia Pro" w:eastAsia="Georgia Pro" w:hAnsi="Georgia Pro" w:cs="Georgia Pro"/>
-          <w:color w:val="000000" w:themeColor="text1"/>
-        </w:rPr>
-        <w:t>InstanceId</w:t>
-      </w:r>
-      <w:proofErr w:type="spellEnd"/>
-      <w:r>
-        <w:rPr>
-          <w:rFonts w:ascii="Georgia Pro" w:eastAsia="Georgia Pro" w:hAnsi="Georgia Pro" w:cs="Georgia Pro"/>
-          <w:color w:val="000000" w:themeColor="text1"/>
-        </w:rPr>
-        <w:t>" \</w:t>
-      </w:r>
-      <w:r>
-        <w:rPr>
-          <w:rFonts w:ascii="Georgia Pro" w:eastAsia="Georgia Pro" w:hAnsi="Georgia Pro" w:cs="Georgia Pro"/>
-          <w:color w:val="000000" w:themeColor="text1"/>
-        </w:rPr>
-        <w:br/>
-        <w:t>--output text)</w:t>
-      </w:r>
-      <w:r>
-        <w:rPr>
-          <w:rFonts w:ascii="Georgia Pro" w:eastAsia="Georgia Pro" w:hAnsi="Georgia Pro" w:cs="Georgia Pro"/>
-          <w:color w:val="000000" w:themeColor="text1"/>
-        </w:rPr>
-        <w:br/>
-      </w:r>
-      <w:r>
-        <w:rPr>
-          <w:rFonts w:ascii="Georgia Pro" w:eastAsia="Georgia Pro" w:hAnsi="Georgia Pro" w:cs="Georgia Pro"/>
-          <w:color w:val="000000" w:themeColor="text1"/>
-        </w:rPr>
-        <w:br/>
-        <w:t>echo $INSTANCE</w:t>
-      </w:r>
-    </w:p>
-    <w:p>
-      <w:pPr>
-        <w:spacing w:before="240" w:after="240" w:line="360" w:lineRule="auto"/>
-        <w:rPr>
-          <w:rFonts w:ascii="Georgia Pro" w:eastAsia="Georgia Pro" w:hAnsi="Georgia Pro" w:cs="Georgia Pro"/>
-          <w:color w:val="000000" w:themeColor="text1"/>
-        </w:rPr>
-      </w:pPr>
-      <w:r>
-        <w:rPr>
-          <w:rFonts w:ascii="Georgia Pro" w:eastAsia="Georgia Pro" w:hAnsi="Georgia Pro" w:cs="Georgia Pro"/>
-          <w:color w:val="000000" w:themeColor="text1"/>
-        </w:rPr>
-        <w:pict w14:anchorId="618FD9D1">
-          <v:rect id="_x0000_i1374" style="width:0;height:1.5pt" o:hralign="center" o:hrstd="t" o:hr="t" fillcolor="#a0a0a0" stroked="f"/>
-        </w:pict>
-      </w:r>
-    </w:p>
-    <w:p>
-      <w:pPr>
-        <w:spacing w:before="240" w:after="240" w:line="360" w:lineRule="auto"/>
-        <w:rPr>
-          <w:rFonts w:ascii="Georgia Pro" w:eastAsia="Georgia Pro" w:hAnsi="Georgia Pro" w:cs="Georgia Pro"/>
-          <w:b/>
-          <w:bCs/>
-          <w:color w:val="000000" w:themeColor="text1"/>
-        </w:rPr>
-      </w:pPr>
-      <w:r>
-        <w:rPr>
-          <w:rFonts w:ascii="Georgia Pro" w:eastAsia="Georgia Pro" w:hAnsi="Georgia Pro" w:cs="Georgia Pro"/>
-          <w:b/>
-          <w:bCs/>
-          <w:color w:val="000000" w:themeColor="text1"/>
-        </w:rPr>
-        <w:t>Task 11: Wait Until Running</w:t>
+        <w:t xml:space="preserve"> ec2 create-key-pair \</w:t>
       </w:r>
     </w:p>
     <w:p>
@@ -3498,84 +3167,12 @@
           <w:color w:val="000000" w:themeColor="text1"/>
         </w:rPr>
       </w:pPr>
-      <w:proofErr w:type="spellStart"/>
-      <w:r>
-        <w:rPr>
-          <w:rFonts w:ascii="Georgia Pro" w:eastAsia="Georgia Pro" w:hAnsi="Georgia Pro" w:cs="Georgia Pro"/>
-          <w:color w:val="000000" w:themeColor="text1"/>
-        </w:rPr>
-        <w:t>aws</w:t>
-      </w:r>
-      <w:proofErr w:type="spellEnd"/>
-      <w:r>
-        <w:rPr>
-          <w:rFonts w:ascii="Georgia Pro" w:eastAsia="Georgia Pro" w:hAnsi="Georgia Pro" w:cs="Georgia Pro"/>
-          <w:color w:val="000000" w:themeColor="text1"/>
-        </w:rPr>
-        <w:t xml:space="preserve"> ec2 </w:t>
-      </w:r>
-      <w:proofErr w:type="gramStart"/>
-      <w:r>
-        <w:rPr>
-          <w:rFonts w:ascii="Georgia Pro" w:eastAsia="Georgia Pro" w:hAnsi="Georgia Pro" w:cs="Georgia Pro"/>
-          <w:color w:val="000000" w:themeColor="text1"/>
-        </w:rPr>
-        <w:t>wait instance</w:t>
-      </w:r>
-      <w:proofErr w:type="gramEnd"/>
-      <w:r>
-        <w:rPr>
-          <w:rFonts w:ascii="Georgia Pro" w:eastAsia="Georgia Pro" w:hAnsi="Georgia Pro" w:cs="Georgia Pro"/>
-          <w:color w:val="000000" w:themeColor="text1"/>
-        </w:rPr>
-        <w:t>-running \</w:t>
-      </w:r>
-      <w:r>
-        <w:rPr>
-          <w:rFonts w:ascii="Georgia Pro" w:eastAsia="Georgia Pro" w:hAnsi="Georgia Pro" w:cs="Georgia Pro"/>
-          <w:color w:val="000000" w:themeColor="text1"/>
-        </w:rPr>
-        <w:br/>
-        <w:t>--instance-ids $INSTANCE</w:t>
-      </w:r>
-    </w:p>
-    <w:p>
-      <w:pPr>
-        <w:spacing w:before="240" w:after="240" w:line="360" w:lineRule="auto"/>
-        <w:rPr>
-          <w:rFonts w:ascii="Georgia Pro" w:eastAsia="Georgia Pro" w:hAnsi="Georgia Pro" w:cs="Georgia Pro"/>
-          <w:color w:val="000000" w:themeColor="text1"/>
-        </w:rPr>
-      </w:pPr>
-      <w:r>
-        <w:rPr>
-          <w:rFonts w:ascii="Georgia Pro" w:eastAsia="Georgia Pro" w:hAnsi="Georgia Pro" w:cs="Georgia Pro"/>
-          <w:color w:val="000000" w:themeColor="text1"/>
-        </w:rPr>
-        <w:pict w14:anchorId="66A420D5">
-          <v:rect id="_x0000_i1375" style="width:0;height:1.5pt" o:hralign="center" o:hrstd="t" o:hr="t" fillcolor="#a0a0a0" stroked="f"/>
-        </w:pict>
-      </w:r>
-    </w:p>
-    <w:p>
-      <w:pPr>
-        <w:spacing w:before="240" w:after="240" w:line="360" w:lineRule="auto"/>
-        <w:rPr>
-          <w:rFonts w:ascii="Georgia Pro" w:eastAsia="Georgia Pro" w:hAnsi="Georgia Pro" w:cs="Georgia Pro"/>
-          <w:b/>
-          <w:bCs/>
-          <w:color w:val="000000" w:themeColor="text1"/>
-        </w:rPr>
-      </w:pPr>
-      <w:r>
-        <w:rPr>
-          <w:rFonts w:ascii="Georgia Pro" w:eastAsia="Georgia Pro" w:hAnsi="Georgia Pro" w:cs="Georgia Pro"/>
-          <w:b/>
-          <w:bCs/>
-          <w:color w:val="000000" w:themeColor="text1"/>
-        </w:rPr>
-        <w:lastRenderedPageBreak/>
-        <w:t>Task 12: Get Public IP</w:t>
+      <w:r>
+        <w:rPr>
+          <w:rFonts w:ascii="Georgia Pro" w:eastAsia="Georgia Pro" w:hAnsi="Georgia Pro" w:cs="Georgia Pro"/>
+          <w:color w:val="000000" w:themeColor="text1"/>
+        </w:rPr>
+        <w:t xml:space="preserve">    --key-name lab-key \</w:t>
       </w:r>
     </w:p>
     <w:p>
@@ -3598,7 +3195,7 @@
           <w:rFonts w:ascii="Georgia Pro" w:eastAsia="Georgia Pro" w:hAnsi="Georgia Pro" w:cs="Georgia Pro"/>
           <w:color w:val="000000" w:themeColor="text1"/>
         </w:rPr>
-        <w:t>PUBLICIP=$(</w:t>
+        <w:t xml:space="preserve">    --query "</w:t>
       </w:r>
       <w:proofErr w:type="spellStart"/>
       <w:r>
@@ -3606,7 +3203,7 @@
           <w:rFonts w:ascii="Georgia Pro" w:eastAsia="Georgia Pro" w:hAnsi="Georgia Pro" w:cs="Georgia Pro"/>
           <w:color w:val="000000" w:themeColor="text1"/>
         </w:rPr>
-        <w:t>aws</w:t>
+        <w:t>KeyMaterial</w:t>
       </w:r>
       <w:proofErr w:type="spellEnd"/>
       <w:r>
@@ -3614,125 +3211,7 @@
           <w:rFonts w:ascii="Georgia Pro" w:eastAsia="Georgia Pro" w:hAnsi="Georgia Pro" w:cs="Georgia Pro"/>
           <w:color w:val="000000" w:themeColor="text1"/>
         </w:rPr>
-        <w:t xml:space="preserve"> ec2 describe-instances \</w:t>
-      </w:r>
-      <w:r>
-        <w:rPr>
-          <w:rFonts w:ascii="Georgia Pro" w:eastAsia="Georgia Pro" w:hAnsi="Georgia Pro" w:cs="Georgia Pro"/>
-          <w:color w:val="000000" w:themeColor="text1"/>
-        </w:rPr>
-        <w:br/>
-        <w:t>--instance-ids $INSTANCE \</w:t>
-      </w:r>
-      <w:r>
-        <w:rPr>
-          <w:rFonts w:ascii="Georgia Pro" w:eastAsia="Georgia Pro" w:hAnsi="Georgia Pro" w:cs="Georgia Pro"/>
-          <w:color w:val="000000" w:themeColor="text1"/>
-        </w:rPr>
-        <w:br/>
-        <w:t>--query "Reservations[0</w:t>
-      </w:r>
-      <w:proofErr w:type="gramStart"/>
-      <w:r>
-        <w:rPr>
-          <w:rFonts w:ascii="Georgia Pro" w:eastAsia="Georgia Pro" w:hAnsi="Georgia Pro" w:cs="Georgia Pro"/>
-          <w:color w:val="000000" w:themeColor="text1"/>
-        </w:rPr>
-        <w:t>].Instances</w:t>
-      </w:r>
-      <w:proofErr w:type="gramEnd"/>
-      <w:r>
-        <w:rPr>
-          <w:rFonts w:ascii="Georgia Pro" w:eastAsia="Georgia Pro" w:hAnsi="Georgia Pro" w:cs="Georgia Pro"/>
-          <w:color w:val="000000" w:themeColor="text1"/>
-        </w:rPr>
-        <w:t>[0</w:t>
-      </w:r>
-      <w:proofErr w:type="gramStart"/>
-      <w:r>
-        <w:rPr>
-          <w:rFonts w:ascii="Georgia Pro" w:eastAsia="Georgia Pro" w:hAnsi="Georgia Pro" w:cs="Georgia Pro"/>
-          <w:color w:val="000000" w:themeColor="text1"/>
-        </w:rPr>
-        <w:t>].</w:t>
-      </w:r>
-      <w:proofErr w:type="spellStart"/>
-      <w:r>
-        <w:rPr>
-          <w:rFonts w:ascii="Georgia Pro" w:eastAsia="Georgia Pro" w:hAnsi="Georgia Pro" w:cs="Georgia Pro"/>
-          <w:color w:val="000000" w:themeColor="text1"/>
-        </w:rPr>
-        <w:t>PublicIpAddress</w:t>
-      </w:r>
-      <w:proofErr w:type="spellEnd"/>
-      <w:proofErr w:type="gramEnd"/>
-      <w:r>
-        <w:rPr>
-          <w:rFonts w:ascii="Georgia Pro" w:eastAsia="Georgia Pro" w:hAnsi="Georgia Pro" w:cs="Georgia Pro"/>
-          <w:color w:val="000000" w:themeColor="text1"/>
-        </w:rPr>
         <w:t>" \</w:t>
-      </w:r>
-      <w:r>
-        <w:rPr>
-          <w:rFonts w:ascii="Georgia Pro" w:eastAsia="Georgia Pro" w:hAnsi="Georgia Pro" w:cs="Georgia Pro"/>
-          <w:color w:val="000000" w:themeColor="text1"/>
-        </w:rPr>
-        <w:br/>
-        <w:t>--output text)</w:t>
-      </w:r>
-      <w:r>
-        <w:rPr>
-          <w:rFonts w:ascii="Georgia Pro" w:eastAsia="Georgia Pro" w:hAnsi="Georgia Pro" w:cs="Georgia Pro"/>
-          <w:color w:val="000000" w:themeColor="text1"/>
-        </w:rPr>
-        <w:br/>
-      </w:r>
-      <w:r>
-        <w:rPr>
-          <w:rFonts w:ascii="Georgia Pro" w:eastAsia="Georgia Pro" w:hAnsi="Georgia Pro" w:cs="Georgia Pro"/>
-          <w:color w:val="000000" w:themeColor="text1"/>
-        </w:rPr>
-        <w:br/>
-        <w:t>echo $PUBLICIP</w:t>
-      </w:r>
-    </w:p>
-    <w:p>
-      <w:pPr>
-        <w:spacing w:before="240" w:after="240" w:line="360" w:lineRule="auto"/>
-        <w:rPr>
-          <w:rFonts w:ascii="Georgia Pro" w:eastAsia="Georgia Pro" w:hAnsi="Georgia Pro" w:cs="Georgia Pro"/>
-          <w:color w:val="000000" w:themeColor="text1"/>
-        </w:rPr>
-      </w:pPr>
-      <w:r>
-        <w:rPr>
-          <w:rFonts w:ascii="Georgia Pro" w:eastAsia="Georgia Pro" w:hAnsi="Georgia Pro" w:cs="Georgia Pro"/>
-          <w:color w:val="000000" w:themeColor="text1"/>
-        </w:rPr>
-        <w:pict w14:anchorId="418C7986">
-          <v:rect id="_x0000_i1376" style="width:0;height:1.5pt" o:hralign="center" o:hrstd="t" o:hr="t" fillcolor="#a0a0a0" stroked="f"/>
-        </w:pict>
-      </w:r>
-    </w:p>
-    <w:p>
-      <w:pPr>
-        <w:spacing w:before="240" w:after="240" w:line="360" w:lineRule="auto"/>
-        <w:rPr>
-          <w:rFonts w:ascii="Georgia Pro" w:eastAsia="Georgia Pro" w:hAnsi="Georgia Pro" w:cs="Georgia Pro"/>
-          <w:b/>
-          <w:bCs/>
-          <w:color w:val="000000" w:themeColor="text1"/>
-        </w:rPr>
-      </w:pPr>
-      <w:r>
-        <w:rPr>
-          <w:rFonts w:ascii="Georgia Pro" w:eastAsia="Georgia Pro" w:hAnsi="Georgia Pro" w:cs="Georgia Pro"/>
-          <w:b/>
-          <w:bCs/>
-          <w:color w:val="000000" w:themeColor="text1"/>
-        </w:rPr>
-        <w:t>Task 13: Connect to Ubuntu</w:t>
       </w:r>
     </w:p>
     <w:p>
@@ -3755,7 +3234,7 @@
           <w:rFonts w:ascii="Georgia Pro" w:eastAsia="Georgia Pro" w:hAnsi="Georgia Pro" w:cs="Georgia Pro"/>
           <w:color w:val="000000" w:themeColor="text1"/>
         </w:rPr>
-        <w:t>ssh -</w:t>
+        <w:t xml:space="preserve">    --output text &gt; lab-</w:t>
       </w:r>
       <w:proofErr w:type="spellStart"/>
       <w:r>
@@ -3763,102 +3242,18 @@
           <w:rFonts w:ascii="Georgia Pro" w:eastAsia="Georgia Pro" w:hAnsi="Georgia Pro" w:cs="Georgia Pro"/>
           <w:color w:val="000000" w:themeColor="text1"/>
         </w:rPr>
-        <w:t>i</w:t>
+        <w:t>key.pem</w:t>
       </w:r>
       <w:proofErr w:type="spellEnd"/>
-      <w:r>
-        <w:rPr>
-          <w:rFonts w:ascii="Georgia Pro" w:eastAsia="Georgia Pro" w:hAnsi="Georgia Pro" w:cs="Georgia Pro"/>
-          <w:color w:val="000000" w:themeColor="text1"/>
-        </w:rPr>
-        <w:t xml:space="preserve"> lab-</w:t>
-      </w:r>
-      <w:proofErr w:type="spellStart"/>
-      <w:r>
-        <w:rPr>
-          <w:rFonts w:ascii="Georgia Pro" w:eastAsia="Georgia Pro" w:hAnsi="Georgia Pro" w:cs="Georgia Pro"/>
-          <w:color w:val="000000" w:themeColor="text1"/>
-        </w:rPr>
-        <w:t>key.pem</w:t>
-      </w:r>
-      <w:proofErr w:type="spellEnd"/>
-      <w:r>
-        <w:rPr>
-          <w:rFonts w:ascii="Georgia Pro" w:eastAsia="Georgia Pro" w:hAnsi="Georgia Pro" w:cs="Georgia Pro"/>
-          <w:color w:val="000000" w:themeColor="text1"/>
-        </w:rPr>
-        <w:t xml:space="preserve"> </w:t>
-      </w:r>
-      <w:proofErr w:type="gramStart"/>
-      <w:r>
-        <w:rPr>
-          <w:rFonts w:ascii="Georgia Pro" w:eastAsia="Georgia Pro" w:hAnsi="Georgia Pro" w:cs="Georgia Pro"/>
-          <w:color w:val="000000" w:themeColor="text1"/>
-        </w:rPr>
-        <w:t>ubuntu@</w:t>
-      </w:r>
-      <w:proofErr w:type="gramEnd"/>
-      <w:r>
-        <w:rPr>
-          <w:rFonts w:ascii="Georgia Pro" w:eastAsia="Georgia Pro" w:hAnsi="Georgia Pro" w:cs="Georgia Pro"/>
-          <w:color w:val="000000" w:themeColor="text1"/>
-        </w:rPr>
-        <w:t>$PUBLICIP</w:t>
-      </w:r>
-    </w:p>
-    <w:p>
-      <w:pPr>
-        <w:spacing w:before="240" w:after="240" w:line="360" w:lineRule="auto"/>
-        <w:rPr>
-          <w:rFonts w:ascii="Georgia Pro" w:eastAsia="Georgia Pro" w:hAnsi="Georgia Pro" w:cs="Georgia Pro"/>
-          <w:color w:val="000000" w:themeColor="text1"/>
-        </w:rPr>
-      </w:pPr>
-      <w:r>
-        <w:rPr>
-          <w:rFonts w:ascii="Georgia Pro" w:eastAsia="Georgia Pro" w:hAnsi="Georgia Pro" w:cs="Georgia Pro"/>
-          <w:color w:val="000000" w:themeColor="text1"/>
-        </w:rPr>
-        <w:pict w14:anchorId="451EE3F8">
-          <v:rect id="_x0000_i1377" style="width:0;height:1.5pt" o:hralign="center" o:hrstd="t" o:hr="t" fillcolor="#a0a0a0" stroked="f"/>
-        </w:pict>
-      </w:r>
-    </w:p>
-    <w:p>
-      <w:pPr>
-        <w:spacing w:before="240" w:after="240" w:line="360" w:lineRule="auto"/>
-        <w:rPr>
-          <w:rFonts w:ascii="Georgia Pro" w:eastAsia="Georgia Pro" w:hAnsi="Georgia Pro" w:cs="Georgia Pro"/>
-          <w:b/>
-          <w:bCs/>
-          <w:color w:val="000000" w:themeColor="text1"/>
-        </w:rPr>
-      </w:pPr>
-      <w:r>
-        <w:rPr>
-          <w:rFonts w:ascii="Georgia Pro" w:eastAsia="Georgia Pro" w:hAnsi="Georgia Pro" w:cs="Georgia Pro"/>
-          <w:b/>
-          <w:bCs/>
-          <w:color w:val="000000" w:themeColor="text1"/>
-        </w:rPr>
-        <w:t>Task 14: Verify IAM Role</w:t>
-      </w:r>
-    </w:p>
-    <w:p>
-      <w:pPr>
-        <w:spacing w:before="240" w:after="240" w:line="360" w:lineRule="auto"/>
-        <w:rPr>
-          <w:rFonts w:ascii="Georgia Pro" w:eastAsia="Georgia Pro" w:hAnsi="Georgia Pro" w:cs="Georgia Pro"/>
-          <w:color w:val="000000" w:themeColor="text1"/>
-        </w:rPr>
-      </w:pPr>
-      <w:r>
-        <w:rPr>
-          <w:rFonts w:ascii="Georgia Pro" w:eastAsia="Georgia Pro" w:hAnsi="Georgia Pro" w:cs="Georgia Pro"/>
-          <w:color w:val="000000" w:themeColor="text1"/>
-        </w:rPr>
-        <w:t>Inside Ubuntu</w:t>
-      </w:r>
+    </w:p>
+    <w:p>
+      <w:pPr>
+        <w:spacing w:before="240" w:after="240" w:line="360" w:lineRule="auto"/>
+        <w:rPr>
+          <w:rFonts w:ascii="Georgia Pro" w:eastAsia="Georgia Pro" w:hAnsi="Georgia Pro" w:cs="Georgia Pro"/>
+          <w:color w:val="000000" w:themeColor="text1"/>
+        </w:rPr>
+      </w:pPr>
     </w:p>
     <w:p>
       <w:pPr>
@@ -3881,7 +3276,7 @@
           <w:rFonts w:ascii="Georgia Pro" w:eastAsia="Georgia Pro" w:hAnsi="Georgia Pro" w:cs="Georgia Pro"/>
           <w:color w:val="000000" w:themeColor="text1"/>
         </w:rPr>
-        <w:t>aws</w:t>
+        <w:t>chmod</w:t>
       </w:r>
       <w:proofErr w:type="spellEnd"/>
       <w:r>
@@ -3889,7 +3284,7 @@
           <w:rFonts w:ascii="Georgia Pro" w:eastAsia="Georgia Pro" w:hAnsi="Georgia Pro" w:cs="Georgia Pro"/>
           <w:color w:val="000000" w:themeColor="text1"/>
         </w:rPr>
-        <w:t xml:space="preserve"> </w:t>
+        <w:t xml:space="preserve"> 400 lab-</w:t>
       </w:r>
       <w:proofErr w:type="spellStart"/>
       <w:r>
@@ -3897,32 +3292,18 @@
           <w:rFonts w:ascii="Georgia Pro" w:eastAsia="Georgia Pro" w:hAnsi="Georgia Pro" w:cs="Georgia Pro"/>
           <w:color w:val="000000" w:themeColor="text1"/>
         </w:rPr>
-        <w:t>sts</w:t>
+        <w:t>key.pem</w:t>
       </w:r>
       <w:proofErr w:type="spellEnd"/>
-      <w:r>
-        <w:rPr>
-          <w:rFonts w:ascii="Georgia Pro" w:eastAsia="Georgia Pro" w:hAnsi="Georgia Pro" w:cs="Georgia Pro"/>
-          <w:color w:val="000000" w:themeColor="text1"/>
-        </w:rPr>
-        <w:t xml:space="preserve"> get-caller-identity</w:t>
-      </w:r>
-    </w:p>
-    <w:p>
-      <w:pPr>
-        <w:spacing w:before="240" w:after="240" w:line="360" w:lineRule="auto"/>
-        <w:rPr>
-          <w:rFonts w:ascii="Georgia Pro" w:eastAsia="Georgia Pro" w:hAnsi="Georgia Pro" w:cs="Georgia Pro"/>
-          <w:color w:val="000000" w:themeColor="text1"/>
-        </w:rPr>
-      </w:pPr>
-      <w:r>
-        <w:rPr>
-          <w:rFonts w:ascii="Georgia Pro" w:eastAsia="Georgia Pro" w:hAnsi="Georgia Pro" w:cs="Georgia Pro"/>
-          <w:color w:val="000000" w:themeColor="text1"/>
-        </w:rPr>
-        <w:t>Expected</w:t>
-      </w:r>
+    </w:p>
+    <w:p>
+      <w:pPr>
+        <w:spacing w:before="240" w:after="240" w:line="360" w:lineRule="auto"/>
+        <w:rPr>
+          <w:rFonts w:ascii="Georgia Pro" w:eastAsia="Georgia Pro" w:hAnsi="Georgia Pro" w:cs="Georgia Pro"/>
+          <w:color w:val="000000" w:themeColor="text1"/>
+        </w:rPr>
+      </w:pPr>
     </w:p>
     <w:p>
       <w:pPr>
@@ -3944,40 +3325,15 @@
           <w:rFonts w:ascii="Georgia Pro" w:eastAsia="Georgia Pro" w:hAnsi="Georgia Pro" w:cs="Georgia Pro"/>
           <w:color w:val="000000" w:themeColor="text1"/>
         </w:rPr>
-        <w:t>{</w:t>
-      </w:r>
-      <w:r>
-        <w:rPr>
-          <w:rFonts w:ascii="Georgia Pro" w:eastAsia="Georgia Pro" w:hAnsi="Georgia Pro" w:cs="Georgia Pro"/>
-          <w:color w:val="000000" w:themeColor="text1"/>
-        </w:rPr>
-        <w:br/>
-        <w:t xml:space="preserve">   "Arn":"</w:t>
+        <w:t>INSTANCE=$(</w:t>
       </w:r>
       <w:proofErr w:type="spellStart"/>
-      <w:proofErr w:type="gramStart"/>
-      <w:r>
-        <w:rPr>
-          <w:rFonts w:ascii="Georgia Pro" w:eastAsia="Georgia Pro" w:hAnsi="Georgia Pro" w:cs="Georgia Pro"/>
-          <w:color w:val="000000" w:themeColor="text1"/>
-        </w:rPr>
-        <w:t>arn:aws</w:t>
-      </w:r>
-      <w:proofErr w:type="gramEnd"/>
-      <w:r>
-        <w:rPr>
-          <w:rFonts w:ascii="Georgia Pro" w:eastAsia="Georgia Pro" w:hAnsi="Georgia Pro" w:cs="Georgia Pro"/>
-          <w:color w:val="000000" w:themeColor="text1"/>
-        </w:rPr>
-        <w:t>:</w:t>
-      </w:r>
-      <w:proofErr w:type="gramStart"/>
-      <w:r>
-        <w:rPr>
-          <w:rFonts w:ascii="Georgia Pro" w:eastAsia="Georgia Pro" w:hAnsi="Georgia Pro" w:cs="Georgia Pro"/>
-          <w:color w:val="000000" w:themeColor="text1"/>
-        </w:rPr>
-        <w:t>sts</w:t>
+      <w:r>
+        <w:rPr>
+          <w:rFonts w:ascii="Georgia Pro" w:eastAsia="Georgia Pro" w:hAnsi="Georgia Pro" w:cs="Georgia Pro"/>
+          <w:color w:val="000000" w:themeColor="text1"/>
+        </w:rPr>
+        <w:t>aws</w:t>
       </w:r>
       <w:proofErr w:type="spellEnd"/>
       <w:r>
@@ -3985,40 +3341,192 @@
           <w:rFonts w:ascii="Georgia Pro" w:eastAsia="Georgia Pro" w:hAnsi="Georgia Pro" w:cs="Georgia Pro"/>
           <w:color w:val="000000" w:themeColor="text1"/>
         </w:rPr>
-        <w:t>::123456789012:assumed</w:t>
-      </w:r>
-      <w:proofErr w:type="gramEnd"/>
-      <w:r>
-        <w:rPr>
-          <w:rFonts w:ascii="Georgia Pro" w:eastAsia="Georgia Pro" w:hAnsi="Georgia Pro" w:cs="Georgia Pro"/>
-          <w:color w:val="000000" w:themeColor="text1"/>
-        </w:rPr>
-        <w:t>-role/EC2-S3-Role/..."</w:t>
-      </w:r>
-      <w:r>
-        <w:rPr>
-          <w:rFonts w:ascii="Georgia Pro" w:eastAsia="Georgia Pro" w:hAnsi="Georgia Pro" w:cs="Georgia Pro"/>
-          <w:color w:val="000000" w:themeColor="text1"/>
-        </w:rPr>
-        <w:br/>
-        <w:t>}</w:t>
-      </w:r>
-    </w:p>
-    <w:p>
-      <w:pPr>
-        <w:spacing w:before="240" w:after="240" w:line="360" w:lineRule="auto"/>
-        <w:rPr>
-          <w:rFonts w:ascii="Georgia Pro" w:eastAsia="Georgia Pro" w:hAnsi="Georgia Pro" w:cs="Georgia Pro"/>
-          <w:color w:val="000000" w:themeColor="text1"/>
-        </w:rPr>
-      </w:pPr>
-      <w:r>
-        <w:rPr>
-          <w:rFonts w:ascii="Georgia Pro" w:eastAsia="Georgia Pro" w:hAnsi="Georgia Pro" w:cs="Georgia Pro"/>
-          <w:color w:val="000000" w:themeColor="text1"/>
-        </w:rPr>
-        <w:pict w14:anchorId="4D1C7636">
-          <v:rect id="_x0000_i1378" style="width:0;height:1.5pt" o:hralign="center" o:hrstd="t" o:hr="t" fillcolor="#a0a0a0" stroked="f"/>
+        <w:t xml:space="preserve"> ec2 run-instances \</w:t>
+      </w:r>
+      <w:r>
+        <w:rPr>
+          <w:rFonts w:ascii="Georgia Pro" w:eastAsia="Georgia Pro" w:hAnsi="Georgia Pro" w:cs="Georgia Pro"/>
+          <w:color w:val="000000" w:themeColor="text1"/>
+        </w:rPr>
+        <w:br/>
+        <w:t>--image-id $AMI \</w:t>
+      </w:r>
+      <w:r>
+        <w:rPr>
+          <w:rFonts w:ascii="Georgia Pro" w:eastAsia="Georgia Pro" w:hAnsi="Georgia Pro" w:cs="Georgia Pro"/>
+          <w:color w:val="000000" w:themeColor="text1"/>
+        </w:rPr>
+        <w:br/>
+        <w:t>--instance-type t2.micro \</w:t>
+      </w:r>
+      <w:r>
+        <w:rPr>
+          <w:rFonts w:ascii="Georgia Pro" w:eastAsia="Georgia Pro" w:hAnsi="Georgia Pro" w:cs="Georgia Pro"/>
+          <w:color w:val="000000" w:themeColor="text1"/>
+        </w:rPr>
+        <w:br/>
+        <w:t>--key-name lab-key \</w:t>
+      </w:r>
+      <w:r>
+        <w:rPr>
+          <w:rFonts w:ascii="Georgia Pro" w:eastAsia="Georgia Pro" w:hAnsi="Georgia Pro" w:cs="Georgia Pro"/>
+          <w:color w:val="000000" w:themeColor="text1"/>
+        </w:rPr>
+        <w:br/>
+        <w:t>--security-group-ids $SG \</w:t>
+      </w:r>
+      <w:r>
+        <w:rPr>
+          <w:rFonts w:ascii="Georgia Pro" w:eastAsia="Georgia Pro" w:hAnsi="Georgia Pro" w:cs="Georgia Pro"/>
+          <w:color w:val="000000" w:themeColor="text1"/>
+        </w:rPr>
+        <w:br/>
+        <w:t>--subnet-id $SUBNET \</w:t>
+      </w:r>
+      <w:r>
+        <w:rPr>
+          <w:rFonts w:ascii="Georgia Pro" w:eastAsia="Georgia Pro" w:hAnsi="Georgia Pro" w:cs="Georgia Pro"/>
+          <w:color w:val="000000" w:themeColor="text1"/>
+        </w:rPr>
+        <w:br/>
+        <w:t>--</w:t>
+      </w:r>
+      <w:proofErr w:type="spellStart"/>
+      <w:r>
+        <w:rPr>
+          <w:rFonts w:ascii="Georgia Pro" w:eastAsia="Georgia Pro" w:hAnsi="Georgia Pro" w:cs="Georgia Pro"/>
+          <w:color w:val="000000" w:themeColor="text1"/>
+        </w:rPr>
+        <w:t>iam</w:t>
+      </w:r>
+      <w:proofErr w:type="spellEnd"/>
+      <w:r>
+        <w:rPr>
+          <w:rFonts w:ascii="Georgia Pro" w:eastAsia="Georgia Pro" w:hAnsi="Georgia Pro" w:cs="Georgia Pro"/>
+          <w:color w:val="000000" w:themeColor="text1"/>
+        </w:rPr>
+        <w:t>-instance-profile Name=EC2-S3-Profile \</w:t>
+      </w:r>
+      <w:r>
+        <w:rPr>
+          <w:rFonts w:ascii="Georgia Pro" w:eastAsia="Georgia Pro" w:hAnsi="Georgia Pro" w:cs="Georgia Pro"/>
+          <w:color w:val="000000" w:themeColor="text1"/>
+        </w:rPr>
+        <w:br/>
+        <w:t>--tag-specifications '</w:t>
+      </w:r>
+      <w:proofErr w:type="spellStart"/>
+      <w:r>
+        <w:rPr>
+          <w:rFonts w:ascii="Georgia Pro" w:eastAsia="Georgia Pro" w:hAnsi="Georgia Pro" w:cs="Georgia Pro"/>
+          <w:color w:val="000000" w:themeColor="text1"/>
+        </w:rPr>
+        <w:t>ResourceType</w:t>
+      </w:r>
+      <w:proofErr w:type="spellEnd"/>
+      <w:r>
+        <w:rPr>
+          <w:rFonts w:ascii="Georgia Pro" w:eastAsia="Georgia Pro" w:hAnsi="Georgia Pro" w:cs="Georgia Pro"/>
+          <w:color w:val="000000" w:themeColor="text1"/>
+        </w:rPr>
+        <w:t>=</w:t>
+      </w:r>
+      <w:proofErr w:type="spellStart"/>
+      <w:r>
+        <w:rPr>
+          <w:rFonts w:ascii="Georgia Pro" w:eastAsia="Georgia Pro" w:hAnsi="Georgia Pro" w:cs="Georgia Pro"/>
+          <w:color w:val="000000" w:themeColor="text1"/>
+        </w:rPr>
+        <w:t>instance,Tags</w:t>
+      </w:r>
+      <w:proofErr w:type="spellEnd"/>
+      <w:r>
+        <w:rPr>
+          <w:rFonts w:ascii="Georgia Pro" w:eastAsia="Georgia Pro" w:hAnsi="Georgia Pro" w:cs="Georgia Pro"/>
+          <w:color w:val="000000" w:themeColor="text1"/>
+        </w:rPr>
+        <w:t>=[{Key=</w:t>
+      </w:r>
+      <w:proofErr w:type="spellStart"/>
+      <w:r>
+        <w:rPr>
+          <w:rFonts w:ascii="Georgia Pro" w:eastAsia="Georgia Pro" w:hAnsi="Georgia Pro" w:cs="Georgia Pro"/>
+          <w:color w:val="000000" w:themeColor="text1"/>
+        </w:rPr>
+        <w:t>Name,Value</w:t>
+      </w:r>
+      <w:proofErr w:type="spellEnd"/>
+      <w:r>
+        <w:rPr>
+          <w:rFonts w:ascii="Georgia Pro" w:eastAsia="Georgia Pro" w:hAnsi="Georgia Pro" w:cs="Georgia Pro"/>
+          <w:color w:val="000000" w:themeColor="text1"/>
+        </w:rPr>
+        <w:t>=Ubuntu-S3-Lab}]' \</w:t>
+      </w:r>
+      <w:r>
+        <w:rPr>
+          <w:rFonts w:ascii="Georgia Pro" w:eastAsia="Georgia Pro" w:hAnsi="Georgia Pro" w:cs="Georgia Pro"/>
+          <w:color w:val="000000" w:themeColor="text1"/>
+        </w:rPr>
+        <w:br/>
+        <w:t>--query "Instances[0].</w:t>
+      </w:r>
+      <w:proofErr w:type="spellStart"/>
+      <w:r>
+        <w:rPr>
+          <w:rFonts w:ascii="Georgia Pro" w:eastAsia="Georgia Pro" w:hAnsi="Georgia Pro" w:cs="Georgia Pro"/>
+          <w:color w:val="000000" w:themeColor="text1"/>
+        </w:rPr>
+        <w:t>InstanceId</w:t>
+      </w:r>
+      <w:proofErr w:type="spellEnd"/>
+      <w:r>
+        <w:rPr>
+          <w:rFonts w:ascii="Georgia Pro" w:eastAsia="Georgia Pro" w:hAnsi="Georgia Pro" w:cs="Georgia Pro"/>
+          <w:color w:val="000000" w:themeColor="text1"/>
+        </w:rPr>
+        <w:t>" \</w:t>
+      </w:r>
+      <w:r>
+        <w:rPr>
+          <w:rFonts w:ascii="Georgia Pro" w:eastAsia="Georgia Pro" w:hAnsi="Georgia Pro" w:cs="Georgia Pro"/>
+          <w:color w:val="000000" w:themeColor="text1"/>
+        </w:rPr>
+        <w:br/>
+        <w:t>--output text)</w:t>
+      </w:r>
+      <w:r>
+        <w:rPr>
+          <w:rFonts w:ascii="Georgia Pro" w:eastAsia="Georgia Pro" w:hAnsi="Georgia Pro" w:cs="Georgia Pro"/>
+          <w:color w:val="000000" w:themeColor="text1"/>
+        </w:rPr>
+        <w:br/>
+      </w:r>
+      <w:r>
+        <w:rPr>
+          <w:rFonts w:ascii="Georgia Pro" w:eastAsia="Georgia Pro" w:hAnsi="Georgia Pro" w:cs="Georgia Pro"/>
+          <w:color w:val="000000" w:themeColor="text1"/>
+        </w:rPr>
+        <w:lastRenderedPageBreak/>
+        <w:br/>
+        <w:t>echo $INSTANCE</w:t>
+      </w:r>
+    </w:p>
+    <w:p>
+      <w:pPr>
+        <w:spacing w:before="240" w:after="240" w:line="360" w:lineRule="auto"/>
+        <w:rPr>
+          <w:rFonts w:ascii="Georgia Pro" w:eastAsia="Georgia Pro" w:hAnsi="Georgia Pro" w:cs="Georgia Pro"/>
+          <w:color w:val="000000" w:themeColor="text1"/>
+        </w:rPr>
+      </w:pPr>
+      <w:r>
+        <w:rPr>
+          <w:rFonts w:ascii="Georgia Pro" w:eastAsia="Georgia Pro" w:hAnsi="Georgia Pro" w:cs="Georgia Pro"/>
+          <w:color w:val="000000" w:themeColor="text1"/>
+        </w:rPr>
+        <w:pict w14:anchorId="618FD9D1">
+          <v:rect id="_x0000_i1039" style="width:0;height:1.5pt" o:hralign="center" o:hrstd="t" o:hr="t" fillcolor="#a0a0a0" stroked="f"/>
         </w:pict>
       </w:r>
     </w:p>
@@ -4039,7 +3547,7 @@
           <w:bCs/>
           <w:color w:val="000000" w:themeColor="text1"/>
         </w:rPr>
-        <w:t>Task 15: List Buckets</w:t>
+        <w:t>Task 11: Wait Until Running</w:t>
       </w:r>
     </w:p>
     <w:p>
@@ -4071,23 +3579,53 @@
           <w:rFonts w:ascii="Georgia Pro" w:eastAsia="Georgia Pro" w:hAnsi="Georgia Pro" w:cs="Georgia Pro"/>
           <w:color w:val="000000" w:themeColor="text1"/>
         </w:rPr>
-        <w:t xml:space="preserve"> s3 ls</w:t>
-      </w:r>
-    </w:p>
-    <w:p>
-      <w:pPr>
-        <w:spacing w:before="240" w:after="240" w:line="360" w:lineRule="auto"/>
-        <w:rPr>
-          <w:rFonts w:ascii="Georgia Pro" w:eastAsia="Georgia Pro" w:hAnsi="Georgia Pro" w:cs="Georgia Pro"/>
-          <w:color w:val="000000" w:themeColor="text1"/>
-        </w:rPr>
-      </w:pPr>
-      <w:r>
-        <w:rPr>
-          <w:rFonts w:ascii="Georgia Pro" w:eastAsia="Georgia Pro" w:hAnsi="Georgia Pro" w:cs="Georgia Pro"/>
-          <w:color w:val="000000" w:themeColor="text1"/>
-        </w:rPr>
-        <w:t>Expected</w:t>
+        <w:t xml:space="preserve"> ec2 wait instance-running \</w:t>
+      </w:r>
+      <w:r>
+        <w:rPr>
+          <w:rFonts w:ascii="Georgia Pro" w:eastAsia="Georgia Pro" w:hAnsi="Georgia Pro" w:cs="Georgia Pro"/>
+          <w:color w:val="000000" w:themeColor="text1"/>
+        </w:rPr>
+        <w:br/>
+        <w:t>--instance-ids $INSTANCE</w:t>
+      </w:r>
+    </w:p>
+    <w:p>
+      <w:pPr>
+        <w:spacing w:before="240" w:after="240" w:line="360" w:lineRule="auto"/>
+        <w:rPr>
+          <w:rFonts w:ascii="Georgia Pro" w:eastAsia="Georgia Pro" w:hAnsi="Georgia Pro" w:cs="Georgia Pro"/>
+          <w:color w:val="000000" w:themeColor="text1"/>
+        </w:rPr>
+      </w:pPr>
+      <w:r>
+        <w:rPr>
+          <w:rFonts w:ascii="Georgia Pro" w:eastAsia="Georgia Pro" w:hAnsi="Georgia Pro" w:cs="Georgia Pro"/>
+          <w:color w:val="000000" w:themeColor="text1"/>
+        </w:rPr>
+        <w:pict w14:anchorId="66A420D5">
+          <v:rect id="_x0000_i1040" style="width:0;height:1.5pt" o:hralign="center" o:hrstd="t" o:hr="t" fillcolor="#a0a0a0" stroked="f"/>
+        </w:pict>
+      </w:r>
+    </w:p>
+    <w:p>
+      <w:pPr>
+        <w:spacing w:before="240" w:after="240" w:line="360" w:lineRule="auto"/>
+        <w:rPr>
+          <w:rFonts w:ascii="Georgia Pro" w:eastAsia="Georgia Pro" w:hAnsi="Georgia Pro" w:cs="Georgia Pro"/>
+          <w:b/>
+          <w:bCs/>
+          <w:color w:val="000000" w:themeColor="text1"/>
+        </w:rPr>
+      </w:pPr>
+      <w:r>
+        <w:rPr>
+          <w:rFonts w:ascii="Georgia Pro" w:eastAsia="Georgia Pro" w:hAnsi="Georgia Pro" w:cs="Georgia Pro"/>
+          <w:b/>
+          <w:bCs/>
+          <w:color w:val="000000" w:themeColor="text1"/>
+        </w:rPr>
+        <w:t>Task 12: Get Public IP</w:t>
       </w:r>
     </w:p>
     <w:p>
@@ -4110,24 +3648,95 @@
           <w:rFonts w:ascii="Georgia Pro" w:eastAsia="Georgia Pro" w:hAnsi="Georgia Pro" w:cs="Georgia Pro"/>
           <w:color w:val="000000" w:themeColor="text1"/>
         </w:rPr>
-        <w:t>aws-lab-s3-xxxx</w:t>
-      </w:r>
-    </w:p>
-    <w:p>
-      <w:pPr>
-        <w:spacing w:before="240" w:after="240" w:line="360" w:lineRule="auto"/>
-        <w:rPr>
-          <w:rFonts w:ascii="Georgia Pro" w:eastAsia="Georgia Pro" w:hAnsi="Georgia Pro" w:cs="Georgia Pro"/>
-          <w:color w:val="000000" w:themeColor="text1"/>
-        </w:rPr>
-      </w:pPr>
-      <w:r>
-        <w:rPr>
-          <w:rFonts w:ascii="Georgia Pro" w:eastAsia="Georgia Pro" w:hAnsi="Georgia Pro" w:cs="Georgia Pro"/>
-          <w:color w:val="000000" w:themeColor="text1"/>
-        </w:rPr>
-        <w:pict w14:anchorId="57EFDCA4">
-          <v:rect id="_x0000_i1379" style="width:0;height:1.5pt" o:hralign="center" o:hrstd="t" o:hr="t" fillcolor="#a0a0a0" stroked="f"/>
+        <w:t>PUBLICIP=$(</w:t>
+      </w:r>
+      <w:proofErr w:type="spellStart"/>
+      <w:r>
+        <w:rPr>
+          <w:rFonts w:ascii="Georgia Pro" w:eastAsia="Georgia Pro" w:hAnsi="Georgia Pro" w:cs="Georgia Pro"/>
+          <w:color w:val="000000" w:themeColor="text1"/>
+        </w:rPr>
+        <w:t>aws</w:t>
+      </w:r>
+      <w:proofErr w:type="spellEnd"/>
+      <w:r>
+        <w:rPr>
+          <w:rFonts w:ascii="Georgia Pro" w:eastAsia="Georgia Pro" w:hAnsi="Georgia Pro" w:cs="Georgia Pro"/>
+          <w:color w:val="000000" w:themeColor="text1"/>
+        </w:rPr>
+        <w:t xml:space="preserve"> ec2 describe-instances \</w:t>
+      </w:r>
+      <w:r>
+        <w:rPr>
+          <w:rFonts w:ascii="Georgia Pro" w:eastAsia="Georgia Pro" w:hAnsi="Georgia Pro" w:cs="Georgia Pro"/>
+          <w:color w:val="000000" w:themeColor="text1"/>
+        </w:rPr>
+        <w:br/>
+        <w:t>--instance-ids $INSTANCE \</w:t>
+      </w:r>
+      <w:r>
+        <w:rPr>
+          <w:rFonts w:ascii="Georgia Pro" w:eastAsia="Georgia Pro" w:hAnsi="Georgia Pro" w:cs="Georgia Pro"/>
+          <w:color w:val="000000" w:themeColor="text1"/>
+        </w:rPr>
+        <w:br/>
+        <w:t>--query "Reservations[0].Instances[0].</w:t>
+      </w:r>
+      <w:proofErr w:type="spellStart"/>
+      <w:r>
+        <w:rPr>
+          <w:rFonts w:ascii="Georgia Pro" w:eastAsia="Georgia Pro" w:hAnsi="Georgia Pro" w:cs="Georgia Pro"/>
+          <w:color w:val="000000" w:themeColor="text1"/>
+        </w:rPr>
+        <w:t>PublicIpAddress</w:t>
+      </w:r>
+      <w:proofErr w:type="spellEnd"/>
+      <w:r>
+        <w:rPr>
+          <w:rFonts w:ascii="Georgia Pro" w:eastAsia="Georgia Pro" w:hAnsi="Georgia Pro" w:cs="Georgia Pro"/>
+          <w:color w:val="000000" w:themeColor="text1"/>
+        </w:rPr>
+        <w:t>" \</w:t>
+      </w:r>
+      <w:r>
+        <w:rPr>
+          <w:rFonts w:ascii="Georgia Pro" w:eastAsia="Georgia Pro" w:hAnsi="Georgia Pro" w:cs="Georgia Pro"/>
+          <w:color w:val="000000" w:themeColor="text1"/>
+        </w:rPr>
+        <w:br/>
+        <w:t>--output text)</w:t>
+      </w:r>
+      <w:r>
+        <w:rPr>
+          <w:rFonts w:ascii="Georgia Pro" w:eastAsia="Georgia Pro" w:hAnsi="Georgia Pro" w:cs="Georgia Pro"/>
+          <w:color w:val="000000" w:themeColor="text1"/>
+        </w:rPr>
+        <w:br/>
+      </w:r>
+      <w:r>
+        <w:rPr>
+          <w:rFonts w:ascii="Georgia Pro" w:eastAsia="Georgia Pro" w:hAnsi="Georgia Pro" w:cs="Georgia Pro"/>
+          <w:color w:val="000000" w:themeColor="text1"/>
+        </w:rPr>
+        <w:br/>
+        <w:t>echo $PUBLICIP</w:t>
+      </w:r>
+    </w:p>
+    <w:p>
+      <w:pPr>
+        <w:spacing w:before="240" w:after="240" w:line="360" w:lineRule="auto"/>
+        <w:rPr>
+          <w:rFonts w:ascii="Georgia Pro" w:eastAsia="Georgia Pro" w:hAnsi="Georgia Pro" w:cs="Georgia Pro"/>
+          <w:color w:val="000000" w:themeColor="text1"/>
+        </w:rPr>
+      </w:pPr>
+      <w:r>
+        <w:rPr>
+          <w:rFonts w:ascii="Georgia Pro" w:eastAsia="Georgia Pro" w:hAnsi="Georgia Pro" w:cs="Georgia Pro"/>
+          <w:color w:val="000000" w:themeColor="text1"/>
+        </w:rPr>
+        <w:pict w14:anchorId="418C7986">
+          <v:rect id="_x0000_i1041" style="width:0;height:1.5pt" o:hralign="center" o:hrstd="t" o:hr="t" fillcolor="#a0a0a0" stroked="f"/>
         </w:pict>
       </w:r>
     </w:p>
@@ -4148,8 +3757,7 @@
           <w:bCs/>
           <w:color w:val="000000" w:themeColor="text1"/>
         </w:rPr>
-        <w:lastRenderedPageBreak/>
-        <w:t>Task 16: List Files</w:t>
+        <w:t>Task 13: Connect to Ubuntu</w:t>
       </w:r>
     </w:p>
     <w:p>
@@ -4167,13 +3775,20 @@
           <w:color w:val="000000" w:themeColor="text1"/>
         </w:rPr>
       </w:pPr>
+      <w:r>
+        <w:rPr>
+          <w:rFonts w:ascii="Georgia Pro" w:eastAsia="Georgia Pro" w:hAnsi="Georgia Pro" w:cs="Georgia Pro"/>
+          <w:color w:val="000000" w:themeColor="text1"/>
+        </w:rPr>
+        <w:t>ssh -</w:t>
+      </w:r>
       <w:proofErr w:type="spellStart"/>
       <w:r>
         <w:rPr>
           <w:rFonts w:ascii="Georgia Pro" w:eastAsia="Georgia Pro" w:hAnsi="Georgia Pro" w:cs="Georgia Pro"/>
           <w:color w:val="000000" w:themeColor="text1"/>
         </w:rPr>
-        <w:t>aws</w:t>
+        <w:t>i</w:t>
       </w:r>
       <w:proofErr w:type="spellEnd"/>
       <w:r>
@@ -4181,23 +3796,97 @@
           <w:rFonts w:ascii="Georgia Pro" w:eastAsia="Georgia Pro" w:hAnsi="Georgia Pro" w:cs="Georgia Pro"/>
           <w:color w:val="000000" w:themeColor="text1"/>
         </w:rPr>
-        <w:t xml:space="preserve"> s3 ls s3://$BUCKET</w:t>
-      </w:r>
-    </w:p>
-    <w:p>
-      <w:pPr>
-        <w:spacing w:before="240" w:after="240" w:line="360" w:lineRule="auto"/>
-        <w:rPr>
-          <w:rFonts w:ascii="Georgia Pro" w:eastAsia="Georgia Pro" w:hAnsi="Georgia Pro" w:cs="Georgia Pro"/>
-          <w:color w:val="000000" w:themeColor="text1"/>
-        </w:rPr>
-      </w:pPr>
-      <w:r>
-        <w:rPr>
-          <w:rFonts w:ascii="Georgia Pro" w:eastAsia="Georgia Pro" w:hAnsi="Georgia Pro" w:cs="Georgia Pro"/>
-          <w:color w:val="000000" w:themeColor="text1"/>
-        </w:rPr>
-        <w:t>Expected</w:t>
+        <w:t xml:space="preserve"> lab-</w:t>
+      </w:r>
+      <w:proofErr w:type="spellStart"/>
+      <w:r>
+        <w:rPr>
+          <w:rFonts w:ascii="Georgia Pro" w:eastAsia="Georgia Pro" w:hAnsi="Georgia Pro" w:cs="Georgia Pro"/>
+          <w:color w:val="000000" w:themeColor="text1"/>
+        </w:rPr>
+        <w:t>key.pem</w:t>
+      </w:r>
+      <w:proofErr w:type="spellEnd"/>
+      <w:r>
+        <w:rPr>
+          <w:rFonts w:ascii="Georgia Pro" w:eastAsia="Georgia Pro" w:hAnsi="Georgia Pro" w:cs="Georgia Pro"/>
+          <w:color w:val="000000" w:themeColor="text1"/>
+        </w:rPr>
+        <w:t xml:space="preserve"> ubuntu@$PUBLICIP</w:t>
+      </w:r>
+    </w:p>
+    <w:p>
+      <w:pPr>
+        <w:spacing w:before="240" w:after="240" w:line="360" w:lineRule="auto"/>
+        <w:rPr>
+          <w:rFonts w:ascii="Georgia Pro" w:eastAsia="Georgia Pro" w:hAnsi="Georgia Pro" w:cs="Georgia Pro"/>
+          <w:color w:val="000000" w:themeColor="text1"/>
+        </w:rPr>
+      </w:pPr>
+      <w:r>
+        <w:rPr>
+          <w:rFonts w:ascii="Georgia Pro" w:eastAsia="Georgia Pro" w:hAnsi="Georgia Pro" w:cs="Georgia Pro"/>
+          <w:color w:val="000000" w:themeColor="text1"/>
+        </w:rPr>
+        <w:pict w14:anchorId="451EE3F8">
+          <v:rect id="_x0000_i1042" style="width:0;height:1.5pt" o:hralign="center" o:hrstd="t" o:hr="t" fillcolor="#a0a0a0" stroked="f"/>
+        </w:pict>
+      </w:r>
+    </w:p>
+    <w:p>
+      <w:pPr>
+        <w:rPr>
+          <w:rFonts w:ascii="Georgia Pro" w:eastAsia="Georgia Pro" w:hAnsi="Georgia Pro" w:cs="Georgia Pro"/>
+          <w:b/>
+          <w:bCs/>
+          <w:color w:val="000000" w:themeColor="text1"/>
+        </w:rPr>
+      </w:pPr>
+      <w:r>
+        <w:rPr>
+          <w:rFonts w:ascii="Georgia Pro" w:eastAsia="Georgia Pro" w:hAnsi="Georgia Pro" w:cs="Georgia Pro"/>
+          <w:b/>
+          <w:bCs/>
+          <w:color w:val="000000" w:themeColor="text1"/>
+        </w:rPr>
+        <w:br w:type="page"/>
+      </w:r>
+    </w:p>
+    <w:p>
+      <w:pPr>
+        <w:spacing w:before="240" w:after="240" w:line="360" w:lineRule="auto"/>
+        <w:rPr>
+          <w:rFonts w:ascii="Georgia Pro" w:eastAsia="Georgia Pro" w:hAnsi="Georgia Pro" w:cs="Georgia Pro"/>
+          <w:b/>
+          <w:bCs/>
+          <w:color w:val="000000" w:themeColor="text1"/>
+        </w:rPr>
+      </w:pPr>
+      <w:r>
+        <w:rPr>
+          <w:rFonts w:ascii="Georgia Pro" w:eastAsia="Georgia Pro" w:hAnsi="Georgia Pro" w:cs="Georgia Pro"/>
+          <w:b/>
+          <w:bCs/>
+          <w:color w:val="000000" w:themeColor="text1"/>
+        </w:rPr>
+        <w:lastRenderedPageBreak/>
+        <w:t>Task 14: Verify IAM Role</w:t>
+      </w:r>
+    </w:p>
+    <w:p>
+      <w:pPr>
+        <w:spacing w:before="240" w:after="240" w:line="360" w:lineRule="auto"/>
+        <w:rPr>
+          <w:rFonts w:ascii="Georgia Pro" w:eastAsia="Georgia Pro" w:hAnsi="Georgia Pro" w:cs="Georgia Pro"/>
+          <w:color w:val="000000" w:themeColor="text1"/>
+        </w:rPr>
+      </w:pPr>
+      <w:r>
+        <w:rPr>
+          <w:rFonts w:ascii="Georgia Pro" w:eastAsia="Georgia Pro" w:hAnsi="Georgia Pro" w:cs="Georgia Pro"/>
+          <w:color w:val="000000" w:themeColor="text1"/>
+        </w:rPr>
+        <w:t>Inside Ubuntu</w:t>
       </w:r>
     </w:p>
     <w:p>
@@ -4209,56 +3898,27 @@
           <w:right w:val="single" w:sz="4" w:space="4" w:color="auto"/>
         </w:pBdr>
         <w:shd w:val="clear" w:color="auto" w:fill="F2F2F2" w:themeFill="background1" w:themeFillShade="F2"/>
-        <w:spacing w:before="240" w:after="240" w:line="360" w:lineRule="auto"/>
-        <w:rPr>
-          <w:rFonts w:ascii="Georgia Pro" w:eastAsia="Georgia Pro" w:hAnsi="Georgia Pro" w:cs="Georgia Pro"/>
-          <w:color w:val="000000" w:themeColor="text1"/>
-        </w:rPr>
-      </w:pPr>
-      <w:r>
-        <w:rPr>
-          <w:rFonts w:ascii="Georgia Pro" w:eastAsia="Georgia Pro" w:hAnsi="Georgia Pro" w:cs="Georgia Pro"/>
-          <w:color w:val="000000" w:themeColor="text1"/>
-        </w:rPr>
-        <w:t>sample.txt</w:t>
-      </w:r>
-    </w:p>
-    <w:p>
-      <w:pPr>
-        <w:spacing w:before="240" w:after="240" w:line="360" w:lineRule="auto"/>
-        <w:rPr>
-          <w:rFonts w:ascii="Georgia Pro" w:eastAsia="Georgia Pro" w:hAnsi="Georgia Pro" w:cs="Georgia Pro"/>
-          <w:color w:val="000000" w:themeColor="text1"/>
-        </w:rPr>
-      </w:pPr>
-      <w:r>
-        <w:rPr>
-          <w:rFonts w:ascii="Georgia Pro" w:eastAsia="Georgia Pro" w:hAnsi="Georgia Pro" w:cs="Georgia Pro"/>
-          <w:color w:val="000000" w:themeColor="text1"/>
-        </w:rPr>
-        <w:pict w14:anchorId="27F0766B">
-          <v:rect id="_x0000_i1380" style="width:0;height:1.5pt" o:hralign="center" o:hrstd="t" o:hr="t" fillcolor="#a0a0a0" stroked="f"/>
-        </w:pict>
-      </w:r>
-    </w:p>
-    <w:p>
-      <w:pPr>
-        <w:spacing w:before="240" w:after="240" w:line="360" w:lineRule="auto"/>
-        <w:rPr>
-          <w:rFonts w:ascii="Georgia Pro" w:eastAsia="Georgia Pro" w:hAnsi="Georgia Pro" w:cs="Georgia Pro"/>
-          <w:b/>
-          <w:bCs/>
-          <w:color w:val="000000" w:themeColor="text1"/>
-        </w:rPr>
-      </w:pPr>
-      <w:r>
-        <w:rPr>
-          <w:rFonts w:ascii="Georgia Pro" w:eastAsia="Georgia Pro" w:hAnsi="Georgia Pro" w:cs="Georgia Pro"/>
-          <w:b/>
-          <w:bCs/>
-          <w:color w:val="000000" w:themeColor="text1"/>
-        </w:rPr>
-        <w:t>Task 17: Download File</w:t>
+        <w:spacing w:before="240" w:after="240" w:line="276" w:lineRule="auto"/>
+        <w:rPr>
+          <w:rFonts w:ascii="Georgia Pro" w:eastAsia="Georgia Pro" w:hAnsi="Georgia Pro" w:cs="Georgia Pro"/>
+          <w:color w:val="000000" w:themeColor="text1"/>
+        </w:rPr>
+      </w:pPr>
+      <w:proofErr w:type="spellStart"/>
+      <w:r>
+        <w:rPr>
+          <w:rFonts w:ascii="Georgia Pro" w:eastAsia="Georgia Pro" w:hAnsi="Georgia Pro" w:cs="Georgia Pro"/>
+          <w:color w:val="000000" w:themeColor="text1"/>
+        </w:rPr>
+        <w:t>sudo</w:t>
+      </w:r>
+      <w:proofErr w:type="spellEnd"/>
+      <w:r>
+        <w:rPr>
+          <w:rFonts w:ascii="Georgia Pro" w:eastAsia="Georgia Pro" w:hAnsi="Georgia Pro" w:cs="Georgia Pro"/>
+          <w:color w:val="000000" w:themeColor="text1"/>
+        </w:rPr>
+        <w:t xml:space="preserve"> apt update</w:t>
       </w:r>
     </w:p>
     <w:p>
@@ -4270,75 +3930,12 @@
           <w:right w:val="single" w:sz="4" w:space="4" w:color="auto"/>
         </w:pBdr>
         <w:shd w:val="clear" w:color="auto" w:fill="F2F2F2" w:themeFill="background1" w:themeFillShade="F2"/>
-        <w:spacing w:before="240" w:after="240" w:line="360" w:lineRule="auto"/>
-        <w:rPr>
-          <w:rFonts w:ascii="Georgia Pro" w:eastAsia="Georgia Pro" w:hAnsi="Georgia Pro" w:cs="Georgia Pro"/>
-          <w:color w:val="000000" w:themeColor="text1"/>
-        </w:rPr>
-      </w:pPr>
-      <w:proofErr w:type="spellStart"/>
-      <w:r>
-        <w:rPr>
-          <w:rFonts w:ascii="Georgia Pro" w:eastAsia="Georgia Pro" w:hAnsi="Georgia Pro" w:cs="Georgia Pro"/>
-          <w:color w:val="000000" w:themeColor="text1"/>
-        </w:rPr>
-        <w:t>aws</w:t>
-      </w:r>
-      <w:proofErr w:type="spellEnd"/>
-      <w:r>
-        <w:rPr>
-          <w:rFonts w:ascii="Georgia Pro" w:eastAsia="Georgia Pro" w:hAnsi="Georgia Pro" w:cs="Georgia Pro"/>
-          <w:color w:val="000000" w:themeColor="text1"/>
-        </w:rPr>
-        <w:t xml:space="preserve"> s3 cp </w:t>
-      </w:r>
-      <w:proofErr w:type="gramStart"/>
-      <w:r>
-        <w:rPr>
-          <w:rFonts w:ascii="Georgia Pro" w:eastAsia="Georgia Pro" w:hAnsi="Georgia Pro" w:cs="Georgia Pro"/>
-          <w:color w:val="000000" w:themeColor="text1"/>
-        </w:rPr>
-        <w:t>s3://$BUCKET/sample.txt .</w:t>
-      </w:r>
-      <w:proofErr w:type="gramEnd"/>
-    </w:p>
-    <w:p>
-      <w:pPr>
-        <w:spacing w:before="240" w:after="240" w:line="360" w:lineRule="auto"/>
-        <w:rPr>
-          <w:rFonts w:ascii="Georgia Pro" w:eastAsia="Georgia Pro" w:hAnsi="Georgia Pro" w:cs="Georgia Pro"/>
-          <w:color w:val="000000" w:themeColor="text1"/>
-        </w:rPr>
-      </w:pPr>
-      <w:r>
-        <w:rPr>
-          <w:rFonts w:ascii="Georgia Pro" w:eastAsia="Georgia Pro" w:hAnsi="Georgia Pro" w:cs="Georgia Pro"/>
-          <w:color w:val="000000" w:themeColor="text1"/>
-        </w:rPr>
-        <w:pict w14:anchorId="4EFB9D7E">
-          <v:rect id="_x0000_i1381" style="width:0;height:1.5pt" o:hralign="center" o:hrstd="t" o:hr="t" fillcolor="#a0a0a0" stroked="f"/>
-        </w:pict>
-      </w:r>
-    </w:p>
-    <w:p>
-      <w:pPr>
-        <w:spacing w:before="240" w:after="240" w:line="360" w:lineRule="auto"/>
-        <w:rPr>
-          <w:rFonts w:ascii="Georgia Pro" w:eastAsia="Georgia Pro" w:hAnsi="Georgia Pro" w:cs="Georgia Pro"/>
-          <w:b/>
-          <w:bCs/>
-          <w:color w:val="000000" w:themeColor="text1"/>
-        </w:rPr>
-      </w:pPr>
-      <w:r>
-        <w:rPr>
-          <w:rFonts w:ascii="Georgia Pro" w:eastAsia="Georgia Pro" w:hAnsi="Georgia Pro" w:cs="Georgia Pro"/>
-          <w:b/>
-          <w:bCs/>
-          <w:color w:val="000000" w:themeColor="text1"/>
-        </w:rPr>
-        <w:t>Task 18: Verify File</w:t>
-      </w:r>
+        <w:spacing w:before="240" w:after="240" w:line="276" w:lineRule="auto"/>
+        <w:rPr>
+          <w:rFonts w:ascii="Georgia Pro" w:eastAsia="Georgia Pro" w:hAnsi="Georgia Pro" w:cs="Georgia Pro"/>
+          <w:color w:val="000000" w:themeColor="text1"/>
+        </w:rPr>
+      </w:pPr>
     </w:p>
     <w:p>
       <w:pPr>
@@ -4349,34 +3946,27 @@
           <w:right w:val="single" w:sz="4" w:space="4" w:color="auto"/>
         </w:pBdr>
         <w:shd w:val="clear" w:color="auto" w:fill="F2F2F2" w:themeFill="background1" w:themeFillShade="F2"/>
-        <w:spacing w:before="240" w:after="240" w:line="360" w:lineRule="auto"/>
-        <w:rPr>
-          <w:rFonts w:ascii="Georgia Pro" w:eastAsia="Georgia Pro" w:hAnsi="Georgia Pro" w:cs="Georgia Pro"/>
-          <w:color w:val="000000" w:themeColor="text1"/>
-        </w:rPr>
-      </w:pPr>
-      <w:r>
-        <w:rPr>
-          <w:rFonts w:ascii="Georgia Pro" w:eastAsia="Georgia Pro" w:hAnsi="Georgia Pro" w:cs="Georgia Pro"/>
-          <w:color w:val="000000" w:themeColor="text1"/>
-        </w:rPr>
-        <w:t>ls</w:t>
-      </w:r>
-    </w:p>
-    <w:p>
-      <w:pPr>
-        <w:spacing w:before="240" w:after="240" w:line="360" w:lineRule="auto"/>
-        <w:rPr>
-          <w:rFonts w:ascii="Georgia Pro" w:eastAsia="Georgia Pro" w:hAnsi="Georgia Pro" w:cs="Georgia Pro"/>
-          <w:color w:val="000000" w:themeColor="text1"/>
-        </w:rPr>
-      </w:pPr>
-      <w:r>
-        <w:rPr>
-          <w:rFonts w:ascii="Georgia Pro" w:eastAsia="Georgia Pro" w:hAnsi="Georgia Pro" w:cs="Georgia Pro"/>
-          <w:color w:val="000000" w:themeColor="text1"/>
-        </w:rPr>
-        <w:t>Expected</w:t>
+        <w:spacing w:before="240" w:after="240" w:line="276" w:lineRule="auto"/>
+        <w:rPr>
+          <w:rFonts w:ascii="Georgia Pro" w:eastAsia="Georgia Pro" w:hAnsi="Georgia Pro" w:cs="Georgia Pro"/>
+          <w:color w:val="000000" w:themeColor="text1"/>
+        </w:rPr>
+      </w:pPr>
+      <w:proofErr w:type="spellStart"/>
+      <w:r>
+        <w:rPr>
+          <w:rFonts w:ascii="Georgia Pro" w:eastAsia="Georgia Pro" w:hAnsi="Georgia Pro" w:cs="Georgia Pro"/>
+          <w:color w:val="000000" w:themeColor="text1"/>
+        </w:rPr>
+        <w:t>sudo</w:t>
+      </w:r>
+      <w:proofErr w:type="spellEnd"/>
+      <w:r>
+        <w:rPr>
+          <w:rFonts w:ascii="Georgia Pro" w:eastAsia="Georgia Pro" w:hAnsi="Georgia Pro" w:cs="Georgia Pro"/>
+          <w:color w:val="000000" w:themeColor="text1"/>
+        </w:rPr>
+        <w:t xml:space="preserve"> apt install unzip</w:t>
       </w:r>
     </w:p>
     <w:p>
@@ -4388,35 +3978,12 @@
           <w:right w:val="single" w:sz="4" w:space="4" w:color="auto"/>
         </w:pBdr>
         <w:shd w:val="clear" w:color="auto" w:fill="F2F2F2" w:themeFill="background1" w:themeFillShade="F2"/>
-        <w:spacing w:before="240" w:after="240" w:line="360" w:lineRule="auto"/>
-        <w:rPr>
-          <w:rFonts w:ascii="Georgia Pro" w:eastAsia="Georgia Pro" w:hAnsi="Georgia Pro" w:cs="Georgia Pro"/>
-          <w:color w:val="000000" w:themeColor="text1"/>
-        </w:rPr>
-      </w:pPr>
-      <w:r>
-        <w:rPr>
-          <w:rFonts w:ascii="Georgia Pro" w:eastAsia="Georgia Pro" w:hAnsi="Georgia Pro" w:cs="Georgia Pro"/>
-          <w:color w:val="000000" w:themeColor="text1"/>
-        </w:rPr>
-        <w:t>sample.txt</w:t>
-      </w:r>
-    </w:p>
-    <w:p>
-      <w:pPr>
-        <w:spacing w:before="240" w:after="240" w:line="360" w:lineRule="auto"/>
-        <w:rPr>
-          <w:rFonts w:ascii="Georgia Pro" w:eastAsia="Georgia Pro" w:hAnsi="Georgia Pro" w:cs="Georgia Pro"/>
-          <w:color w:val="000000" w:themeColor="text1"/>
-        </w:rPr>
-      </w:pPr>
-      <w:r>
-        <w:rPr>
-          <w:rFonts w:ascii="Georgia Pro" w:eastAsia="Georgia Pro" w:hAnsi="Georgia Pro" w:cs="Georgia Pro"/>
-          <w:color w:val="000000" w:themeColor="text1"/>
-        </w:rPr>
-        <w:t>View contents</w:t>
-      </w:r>
+        <w:spacing w:before="240" w:after="240" w:line="276" w:lineRule="auto"/>
+        <w:rPr>
+          <w:rFonts w:ascii="Georgia Pro" w:eastAsia="Georgia Pro" w:hAnsi="Georgia Pro" w:cs="Georgia Pro"/>
+          <w:color w:val="000000" w:themeColor="text1"/>
+        </w:rPr>
+      </w:pPr>
     </w:p>
     <w:p>
       <w:pPr>
@@ -4427,174 +3994,18 @@
           <w:right w:val="single" w:sz="4" w:space="4" w:color="auto"/>
         </w:pBdr>
         <w:shd w:val="clear" w:color="auto" w:fill="F2F2F2" w:themeFill="background1" w:themeFillShade="F2"/>
-        <w:spacing w:before="240" w:after="240" w:line="360" w:lineRule="auto"/>
-        <w:rPr>
-          <w:rFonts w:ascii="Georgia Pro" w:eastAsia="Georgia Pro" w:hAnsi="Georgia Pro" w:cs="Georgia Pro"/>
-          <w:color w:val="000000" w:themeColor="text1"/>
-        </w:rPr>
-      </w:pPr>
-      <w:r>
-        <w:rPr>
-          <w:rFonts w:ascii="Georgia Pro" w:eastAsia="Georgia Pro" w:hAnsi="Georgia Pro" w:cs="Georgia Pro"/>
-          <w:color w:val="000000" w:themeColor="text1"/>
-        </w:rPr>
-        <w:t>cat sample.txt</w:t>
-      </w:r>
-    </w:p>
-    <w:p>
-      <w:pPr>
-        <w:spacing w:before="240" w:after="240" w:line="360" w:lineRule="auto"/>
-        <w:rPr>
-          <w:rFonts w:ascii="Georgia Pro" w:eastAsia="Georgia Pro" w:hAnsi="Georgia Pro" w:cs="Georgia Pro"/>
-          <w:color w:val="000000" w:themeColor="text1"/>
-        </w:rPr>
-      </w:pPr>
-      <w:r>
-        <w:rPr>
-          <w:rFonts w:ascii="Georgia Pro" w:eastAsia="Georgia Pro" w:hAnsi="Georgia Pro" w:cs="Georgia Pro"/>
-          <w:color w:val="000000" w:themeColor="text1"/>
-        </w:rPr>
-        <w:t>Expected</w:t>
-      </w:r>
-    </w:p>
-    <w:p>
-      <w:pPr>
-        <w:spacing w:before="240" w:after="240" w:line="360" w:lineRule="auto"/>
-        <w:rPr>
-          <w:rFonts w:ascii="Georgia Pro" w:eastAsia="Georgia Pro" w:hAnsi="Georgia Pro" w:cs="Georgia Pro"/>
-          <w:color w:val="000000" w:themeColor="text1"/>
-        </w:rPr>
-      </w:pPr>
-      <w:r>
-        <w:rPr>
-          <w:rFonts w:ascii="Georgia Pro" w:eastAsia="Georgia Pro" w:hAnsi="Georgia Pro" w:cs="Georgia Pro"/>
-          <w:color w:val="000000" w:themeColor="text1"/>
-        </w:rPr>
-        <w:t xml:space="preserve">Welcome to AWS </w:t>
-      </w:r>
-      <w:proofErr w:type="spellStart"/>
-      <w:r>
-        <w:rPr>
-          <w:rFonts w:ascii="Georgia Pro" w:eastAsia="Georgia Pro" w:hAnsi="Georgia Pro" w:cs="Georgia Pro"/>
-          <w:color w:val="000000" w:themeColor="text1"/>
-        </w:rPr>
-        <w:t>CloudShell</w:t>
-      </w:r>
-      <w:proofErr w:type="spellEnd"/>
-      <w:r>
-        <w:rPr>
-          <w:rFonts w:ascii="Georgia Pro" w:eastAsia="Georgia Pro" w:hAnsi="Georgia Pro" w:cs="Georgia Pro"/>
-          <w:color w:val="000000" w:themeColor="text1"/>
-        </w:rPr>
-        <w:t xml:space="preserve"> Lab.</w:t>
-      </w:r>
-      <w:r>
-        <w:rPr>
-          <w:rFonts w:ascii="Georgia Pro" w:eastAsia="Georgia Pro" w:hAnsi="Georgia Pro" w:cs="Georgia Pro"/>
-          <w:color w:val="000000" w:themeColor="text1"/>
-        </w:rPr>
-        <w:br/>
-      </w:r>
-      <w:r>
-        <w:rPr>
-          <w:rFonts w:ascii="Georgia Pro" w:eastAsia="Georgia Pro" w:hAnsi="Georgia Pro" w:cs="Georgia Pro"/>
-          <w:color w:val="000000" w:themeColor="text1"/>
-        </w:rPr>
-        <w:br/>
-        <w:t>This file was uploaded to Amazon S3.</w:t>
-      </w:r>
-      <w:r>
-        <w:rPr>
-          <w:rFonts w:ascii="Georgia Pro" w:eastAsia="Georgia Pro" w:hAnsi="Georgia Pro" w:cs="Georgia Pro"/>
-          <w:color w:val="000000" w:themeColor="text1"/>
-        </w:rPr>
-        <w:br/>
-      </w:r>
-      <w:r>
-        <w:rPr>
-          <w:rFonts w:ascii="Georgia Pro" w:eastAsia="Georgia Pro" w:hAnsi="Georgia Pro" w:cs="Georgia Pro"/>
-          <w:color w:val="000000" w:themeColor="text1"/>
-        </w:rPr>
-        <w:br/>
-        <w:t>Downloaded successfully from Ubuntu EC2.</w:t>
-      </w:r>
-    </w:p>
-    <w:p>
-      <w:pPr>
-        <w:spacing w:before="240" w:after="240" w:line="360" w:lineRule="auto"/>
-        <w:rPr>
-          <w:rFonts w:ascii="Georgia Pro" w:eastAsia="Georgia Pro" w:hAnsi="Georgia Pro" w:cs="Georgia Pro"/>
-          <w:color w:val="000000" w:themeColor="text1"/>
-        </w:rPr>
-      </w:pPr>
-      <w:r>
-        <w:rPr>
-          <w:rFonts w:ascii="Georgia Pro" w:eastAsia="Georgia Pro" w:hAnsi="Georgia Pro" w:cs="Georgia Pro"/>
-          <w:color w:val="000000" w:themeColor="text1"/>
-        </w:rPr>
-        <w:pict w14:anchorId="25D5D493">
-          <v:rect id="_x0000_i1382" style="width:0;height:1.5pt" o:hralign="center" o:hrstd="t" o:hr="t" fillcolor="#a0a0a0" stroked="f"/>
-        </w:pict>
-      </w:r>
-    </w:p>
-    <w:p>
-      <w:pPr>
-        <w:rPr>
-          <w:rFonts w:ascii="Georgia Pro" w:eastAsia="Georgia Pro" w:hAnsi="Georgia Pro" w:cs="Georgia Pro"/>
-          <w:color w:val="000000" w:themeColor="text1"/>
-        </w:rPr>
-      </w:pPr>
-      <w:r>
-        <w:rPr>
-          <w:rFonts w:ascii="Georgia Pro" w:eastAsia="Georgia Pro" w:hAnsi="Georgia Pro" w:cs="Georgia Pro"/>
-          <w:color w:val="000000" w:themeColor="text1"/>
-        </w:rPr>
-        <w:br w:type="page"/>
-      </w:r>
-    </w:p>
-    <w:p>
-      <w:pPr>
-        <w:spacing w:before="240" w:after="240" w:line="360" w:lineRule="auto"/>
-        <w:rPr>
-          <w:rFonts w:ascii="Georgia Pro" w:eastAsia="Georgia Pro" w:hAnsi="Georgia Pro" w:cs="Georgia Pro"/>
-          <w:color w:val="000000" w:themeColor="text1"/>
-        </w:rPr>
-      </w:pPr>
-    </w:p>
-    <w:p>
-      <w:pPr>
-        <w:spacing w:before="240" w:after="240" w:line="360" w:lineRule="auto"/>
-        <w:rPr>
-          <w:rFonts w:ascii="Georgia Pro" w:eastAsia="Georgia Pro" w:hAnsi="Georgia Pro" w:cs="Georgia Pro"/>
-          <w:b/>
-          <w:bCs/>
-          <w:color w:val="000000" w:themeColor="text1"/>
-        </w:rPr>
-      </w:pPr>
-      <w:r>
-        <w:rPr>
-          <w:rFonts w:ascii="Georgia Pro" w:eastAsia="Georgia Pro" w:hAnsi="Georgia Pro" w:cs="Georgia Pro"/>
-          <w:b/>
-          <w:bCs/>
-          <w:color w:val="000000" w:themeColor="text1"/>
-        </w:rPr>
-        <w:t>Bonus Task: Upload a New File to S3</w:t>
-      </w:r>
-    </w:p>
-    <w:p>
-      <w:pPr>
-        <w:spacing w:before="240" w:after="240" w:line="360" w:lineRule="auto"/>
-        <w:rPr>
-          <w:rFonts w:ascii="Georgia Pro" w:eastAsia="Georgia Pro" w:hAnsi="Georgia Pro" w:cs="Georgia Pro"/>
-          <w:color w:val="000000" w:themeColor="text1"/>
-        </w:rPr>
-      </w:pPr>
-      <w:r>
-        <w:rPr>
-          <w:rFonts w:ascii="Georgia Pro" w:eastAsia="Georgia Pro" w:hAnsi="Georgia Pro" w:cs="Georgia Pro"/>
-          <w:color w:val="000000" w:themeColor="text1"/>
-        </w:rPr>
-        <w:t>Create a file</w:t>
+        <w:spacing w:before="240" w:after="240" w:line="276" w:lineRule="auto"/>
+        <w:rPr>
+          <w:rFonts w:ascii="Georgia Pro" w:eastAsia="Georgia Pro" w:hAnsi="Georgia Pro" w:cs="Georgia Pro"/>
+          <w:color w:val="000000" w:themeColor="text1"/>
+        </w:rPr>
+      </w:pPr>
+      <w:r>
+        <w:rPr>
+          <w:rFonts w:ascii="Georgia Pro" w:eastAsia="Georgia Pro" w:hAnsi="Georgia Pro" w:cs="Georgia Pro"/>
+          <w:color w:val="000000" w:themeColor="text1"/>
+        </w:rPr>
+        <w:t>curl "https://awscli.amazonaws.com/awscli-exe-linux-x86_64.zip" -o "awscliv2.zip"</w:t>
       </w:r>
     </w:p>
     <w:p>
@@ -4606,6 +4017,869 @@
           <w:right w:val="single" w:sz="4" w:space="4" w:color="auto"/>
         </w:pBdr>
         <w:shd w:val="clear" w:color="auto" w:fill="F2F2F2" w:themeFill="background1" w:themeFillShade="F2"/>
+        <w:spacing w:before="240" w:after="240" w:line="276" w:lineRule="auto"/>
+        <w:rPr>
+          <w:rFonts w:ascii="Georgia Pro" w:eastAsia="Georgia Pro" w:hAnsi="Georgia Pro" w:cs="Georgia Pro"/>
+          <w:color w:val="000000" w:themeColor="text1"/>
+        </w:rPr>
+      </w:pPr>
+      <w:r>
+        <w:rPr>
+          <w:rFonts w:ascii="Georgia Pro" w:eastAsia="Georgia Pro" w:hAnsi="Georgia Pro" w:cs="Georgia Pro"/>
+          <w:color w:val="000000" w:themeColor="text1"/>
+        </w:rPr>
+        <w:t>unzip awscliv2.zip</w:t>
+      </w:r>
+    </w:p>
+    <w:p>
+      <w:pPr>
+        <w:pBdr>
+          <w:top w:val="single" w:sz="4" w:space="1" w:color="auto"/>
+          <w:left w:val="single" w:sz="4" w:space="4" w:color="auto"/>
+          <w:bottom w:val="single" w:sz="4" w:space="1" w:color="auto"/>
+          <w:right w:val="single" w:sz="4" w:space="4" w:color="auto"/>
+        </w:pBdr>
+        <w:shd w:val="clear" w:color="auto" w:fill="F2F2F2" w:themeFill="background1" w:themeFillShade="F2"/>
+        <w:spacing w:before="240" w:after="240" w:line="276" w:lineRule="auto"/>
+        <w:rPr>
+          <w:rFonts w:ascii="Georgia Pro" w:eastAsia="Georgia Pro" w:hAnsi="Georgia Pro" w:cs="Georgia Pro"/>
+          <w:color w:val="000000" w:themeColor="text1"/>
+        </w:rPr>
+      </w:pPr>
+      <w:proofErr w:type="spellStart"/>
+      <w:r>
+        <w:rPr>
+          <w:rFonts w:ascii="Georgia Pro" w:eastAsia="Georgia Pro" w:hAnsi="Georgia Pro" w:cs="Georgia Pro"/>
+          <w:color w:val="000000" w:themeColor="text1"/>
+        </w:rPr>
+        <w:t>sudo</w:t>
+      </w:r>
+      <w:proofErr w:type="spellEnd"/>
+      <w:r>
+        <w:rPr>
+          <w:rFonts w:ascii="Georgia Pro" w:eastAsia="Georgia Pro" w:hAnsi="Georgia Pro" w:cs="Georgia Pro"/>
+          <w:color w:val="000000" w:themeColor="text1"/>
+        </w:rPr>
+        <w:t xml:space="preserve"> ./</w:t>
+      </w:r>
+      <w:proofErr w:type="spellStart"/>
+      <w:r>
+        <w:rPr>
+          <w:rFonts w:ascii="Georgia Pro" w:eastAsia="Georgia Pro" w:hAnsi="Georgia Pro" w:cs="Georgia Pro"/>
+          <w:color w:val="000000" w:themeColor="text1"/>
+        </w:rPr>
+        <w:t>aws</w:t>
+      </w:r>
+      <w:proofErr w:type="spellEnd"/>
+      <w:r>
+        <w:rPr>
+          <w:rFonts w:ascii="Georgia Pro" w:eastAsia="Georgia Pro" w:hAnsi="Georgia Pro" w:cs="Georgia Pro"/>
+          <w:color w:val="000000" w:themeColor="text1"/>
+        </w:rPr>
+        <w:t>/install</w:t>
+      </w:r>
+    </w:p>
+    <w:p>
+      <w:pPr>
+        <w:spacing w:before="240" w:after="240" w:line="360" w:lineRule="auto"/>
+        <w:rPr>
+          <w:rFonts w:ascii="Georgia Pro" w:eastAsia="Georgia Pro" w:hAnsi="Georgia Pro" w:cs="Georgia Pro"/>
+          <w:color w:val="000000" w:themeColor="text1"/>
+        </w:rPr>
+      </w:pPr>
+    </w:p>
+    <w:p>
+      <w:pPr>
+        <w:pBdr>
+          <w:top w:val="single" w:sz="4" w:space="1" w:color="auto"/>
+          <w:left w:val="single" w:sz="4" w:space="4" w:color="auto"/>
+          <w:bottom w:val="single" w:sz="4" w:space="1" w:color="auto"/>
+          <w:right w:val="single" w:sz="4" w:space="4" w:color="auto"/>
+        </w:pBdr>
+        <w:shd w:val="clear" w:color="auto" w:fill="F2F2F2" w:themeFill="background1" w:themeFillShade="F2"/>
+        <w:spacing w:before="240" w:after="240" w:line="360" w:lineRule="auto"/>
+        <w:rPr>
+          <w:rFonts w:ascii="Georgia Pro" w:eastAsia="Georgia Pro" w:hAnsi="Georgia Pro" w:cs="Georgia Pro"/>
+          <w:color w:val="000000" w:themeColor="text1"/>
+        </w:rPr>
+      </w:pPr>
+      <w:proofErr w:type="spellStart"/>
+      <w:r>
+        <w:rPr>
+          <w:rFonts w:ascii="Georgia Pro" w:eastAsia="Georgia Pro" w:hAnsi="Georgia Pro" w:cs="Georgia Pro"/>
+          <w:color w:val="000000" w:themeColor="text1"/>
+        </w:rPr>
+        <w:t>aws</w:t>
+      </w:r>
+      <w:proofErr w:type="spellEnd"/>
+      <w:r>
+        <w:rPr>
+          <w:rFonts w:ascii="Georgia Pro" w:eastAsia="Georgia Pro" w:hAnsi="Georgia Pro" w:cs="Georgia Pro"/>
+          <w:color w:val="000000" w:themeColor="text1"/>
+        </w:rPr>
+        <w:t xml:space="preserve"> </w:t>
+      </w:r>
+      <w:proofErr w:type="spellStart"/>
+      <w:r>
+        <w:rPr>
+          <w:rFonts w:ascii="Georgia Pro" w:eastAsia="Georgia Pro" w:hAnsi="Georgia Pro" w:cs="Georgia Pro"/>
+          <w:color w:val="000000" w:themeColor="text1"/>
+        </w:rPr>
+        <w:t>sts</w:t>
+      </w:r>
+      <w:proofErr w:type="spellEnd"/>
+      <w:r>
+        <w:rPr>
+          <w:rFonts w:ascii="Georgia Pro" w:eastAsia="Georgia Pro" w:hAnsi="Georgia Pro" w:cs="Georgia Pro"/>
+          <w:color w:val="000000" w:themeColor="text1"/>
+        </w:rPr>
+        <w:t xml:space="preserve"> get-caller-identity</w:t>
+      </w:r>
+    </w:p>
+    <w:p>
+      <w:pPr>
+        <w:spacing w:before="240" w:after="240" w:line="360" w:lineRule="auto"/>
+        <w:rPr>
+          <w:rFonts w:ascii="Georgia Pro" w:eastAsia="Georgia Pro" w:hAnsi="Georgia Pro" w:cs="Georgia Pro"/>
+          <w:color w:val="000000" w:themeColor="text1"/>
+        </w:rPr>
+      </w:pPr>
+      <w:r>
+        <w:rPr>
+          <w:rFonts w:ascii="Georgia Pro" w:eastAsia="Georgia Pro" w:hAnsi="Georgia Pro" w:cs="Georgia Pro"/>
+          <w:color w:val="000000" w:themeColor="text1"/>
+        </w:rPr>
+        <w:t>Expected</w:t>
+      </w:r>
+    </w:p>
+    <w:p>
+      <w:pPr>
+        <w:pBdr>
+          <w:top w:val="single" w:sz="4" w:space="1" w:color="auto"/>
+          <w:left w:val="single" w:sz="4" w:space="4" w:color="auto"/>
+          <w:bottom w:val="single" w:sz="4" w:space="1" w:color="auto"/>
+          <w:right w:val="single" w:sz="4" w:space="4" w:color="auto"/>
+        </w:pBdr>
+        <w:shd w:val="clear" w:color="auto" w:fill="F2F2F2" w:themeFill="background1" w:themeFillShade="F2"/>
+        <w:spacing w:before="240" w:after="240" w:line="360" w:lineRule="auto"/>
+        <w:rPr>
+          <w:rFonts w:ascii="Georgia Pro" w:eastAsia="Georgia Pro" w:hAnsi="Georgia Pro" w:cs="Georgia Pro"/>
+          <w:color w:val="000000" w:themeColor="text1"/>
+        </w:rPr>
+      </w:pPr>
+      <w:r>
+        <w:rPr>
+          <w:rFonts w:ascii="Georgia Pro" w:eastAsia="Georgia Pro" w:hAnsi="Georgia Pro" w:cs="Georgia Pro"/>
+          <w:color w:val="000000" w:themeColor="text1"/>
+        </w:rPr>
+        <w:t>{</w:t>
+      </w:r>
+      <w:r>
+        <w:rPr>
+          <w:rFonts w:ascii="Georgia Pro" w:eastAsia="Georgia Pro" w:hAnsi="Georgia Pro" w:cs="Georgia Pro"/>
+          <w:color w:val="000000" w:themeColor="text1"/>
+        </w:rPr>
+        <w:br/>
+        <w:t xml:space="preserve">   "Arn":"</w:t>
+      </w:r>
+      <w:proofErr w:type="spellStart"/>
+      <w:r>
+        <w:rPr>
+          <w:rFonts w:ascii="Georgia Pro" w:eastAsia="Georgia Pro" w:hAnsi="Georgia Pro" w:cs="Georgia Pro"/>
+          <w:color w:val="000000" w:themeColor="text1"/>
+        </w:rPr>
+        <w:t>arn:aws:sts</w:t>
+      </w:r>
+      <w:proofErr w:type="spellEnd"/>
+      <w:r>
+        <w:rPr>
+          <w:rFonts w:ascii="Georgia Pro" w:eastAsia="Georgia Pro" w:hAnsi="Georgia Pro" w:cs="Georgia Pro"/>
+          <w:color w:val="000000" w:themeColor="text1"/>
+        </w:rPr>
+        <w:t>::123456789012:assumed-role/EC2-S3-Role/..."</w:t>
+      </w:r>
+      <w:r>
+        <w:rPr>
+          <w:rFonts w:ascii="Georgia Pro" w:eastAsia="Georgia Pro" w:hAnsi="Georgia Pro" w:cs="Georgia Pro"/>
+          <w:color w:val="000000" w:themeColor="text1"/>
+        </w:rPr>
+        <w:br/>
+        <w:t>}</w:t>
+      </w:r>
+    </w:p>
+    <w:p>
+      <w:pPr>
+        <w:spacing w:before="240" w:after="240" w:line="360" w:lineRule="auto"/>
+        <w:rPr>
+          <w:rFonts w:ascii="Georgia Pro" w:eastAsia="Georgia Pro" w:hAnsi="Georgia Pro" w:cs="Georgia Pro"/>
+          <w:color w:val="000000" w:themeColor="text1"/>
+        </w:rPr>
+      </w:pPr>
+      <w:r>
+        <w:rPr>
+          <w:rFonts w:ascii="Georgia Pro" w:eastAsia="Georgia Pro" w:hAnsi="Georgia Pro" w:cs="Georgia Pro"/>
+          <w:color w:val="000000" w:themeColor="text1"/>
+        </w:rPr>
+        <w:pict w14:anchorId="4D1C7636">
+          <v:rect id="_x0000_i1043" style="width:0;height:1.5pt" o:hralign="center" o:hrstd="t" o:hr="t" fillcolor="#a0a0a0" stroked="f"/>
+        </w:pict>
+      </w:r>
+    </w:p>
+    <w:p>
+      <w:pPr>
+        <w:spacing w:before="240" w:after="240" w:line="360" w:lineRule="auto"/>
+        <w:rPr>
+          <w:rFonts w:ascii="Georgia Pro" w:eastAsia="Georgia Pro" w:hAnsi="Georgia Pro" w:cs="Georgia Pro"/>
+          <w:b/>
+          <w:bCs/>
+          <w:color w:val="000000" w:themeColor="text1"/>
+        </w:rPr>
+      </w:pPr>
+      <w:r>
+        <w:rPr>
+          <w:rFonts w:ascii="Georgia Pro" w:eastAsia="Georgia Pro" w:hAnsi="Georgia Pro" w:cs="Georgia Pro"/>
+          <w:b/>
+          <w:bCs/>
+          <w:color w:val="000000" w:themeColor="text1"/>
+        </w:rPr>
+        <w:t>Task 15: List Buckets</w:t>
+      </w:r>
+    </w:p>
+    <w:p>
+      <w:pPr>
+        <w:spacing w:before="240" w:after="240" w:line="360" w:lineRule="auto"/>
+        <w:rPr>
+          <w:rFonts w:ascii="Georgia Pro" w:eastAsia="Georgia Pro" w:hAnsi="Georgia Pro" w:cs="Georgia Pro"/>
+          <w:b/>
+          <w:bCs/>
+          <w:color w:val="000000" w:themeColor="text1"/>
+        </w:rPr>
+      </w:pPr>
+    </w:p>
+    <w:p>
+      <w:pPr>
+        <w:pBdr>
+          <w:top w:val="single" w:sz="4" w:space="1" w:color="auto"/>
+          <w:left w:val="single" w:sz="4" w:space="4" w:color="auto"/>
+          <w:bottom w:val="single" w:sz="4" w:space="1" w:color="auto"/>
+          <w:right w:val="single" w:sz="4" w:space="4" w:color="auto"/>
+        </w:pBdr>
+        <w:shd w:val="clear" w:color="auto" w:fill="F2F2F2" w:themeFill="background1" w:themeFillShade="F2"/>
+        <w:spacing w:before="240" w:after="240" w:line="360" w:lineRule="auto"/>
+        <w:rPr>
+          <w:rFonts w:ascii="Georgia Pro" w:eastAsia="Georgia Pro" w:hAnsi="Georgia Pro" w:cs="Georgia Pro"/>
+          <w:color w:val="000000" w:themeColor="text1"/>
+        </w:rPr>
+      </w:pPr>
+      <w:proofErr w:type="spellStart"/>
+      <w:r>
+        <w:rPr>
+          <w:rFonts w:ascii="Georgia Pro" w:eastAsia="Georgia Pro" w:hAnsi="Georgia Pro" w:cs="Georgia Pro"/>
+          <w:color w:val="000000" w:themeColor="text1"/>
+        </w:rPr>
+        <w:t>aws</w:t>
+      </w:r>
+      <w:proofErr w:type="spellEnd"/>
+      <w:r>
+        <w:rPr>
+          <w:rFonts w:ascii="Georgia Pro" w:eastAsia="Georgia Pro" w:hAnsi="Georgia Pro" w:cs="Georgia Pro"/>
+          <w:color w:val="000000" w:themeColor="text1"/>
+        </w:rPr>
+        <w:t xml:space="preserve"> s3 ls</w:t>
+      </w:r>
+    </w:p>
+    <w:p>
+      <w:pPr>
+        <w:spacing w:before="240" w:after="240" w:line="360" w:lineRule="auto"/>
+        <w:rPr>
+          <w:rFonts w:ascii="Georgia Pro" w:eastAsia="Georgia Pro" w:hAnsi="Georgia Pro" w:cs="Georgia Pro"/>
+          <w:color w:val="000000" w:themeColor="text1"/>
+        </w:rPr>
+      </w:pPr>
+      <w:r>
+        <w:rPr>
+          <w:rFonts w:ascii="Georgia Pro" w:eastAsia="Georgia Pro" w:hAnsi="Georgia Pro" w:cs="Georgia Pro"/>
+          <w:color w:val="000000" w:themeColor="text1"/>
+        </w:rPr>
+        <w:t>Expected</w:t>
+      </w:r>
+    </w:p>
+    <w:p>
+      <w:pPr>
+        <w:pBdr>
+          <w:top w:val="single" w:sz="4" w:space="1" w:color="auto"/>
+          <w:left w:val="single" w:sz="4" w:space="4" w:color="auto"/>
+          <w:bottom w:val="single" w:sz="4" w:space="1" w:color="auto"/>
+          <w:right w:val="single" w:sz="4" w:space="4" w:color="auto"/>
+        </w:pBdr>
+        <w:shd w:val="clear" w:color="auto" w:fill="F2F2F2" w:themeFill="background1" w:themeFillShade="F2"/>
+        <w:spacing w:before="240" w:after="240" w:line="360" w:lineRule="auto"/>
+        <w:rPr>
+          <w:rFonts w:ascii="Georgia Pro" w:eastAsia="Georgia Pro" w:hAnsi="Georgia Pro" w:cs="Georgia Pro"/>
+          <w:color w:val="000000" w:themeColor="text1"/>
+        </w:rPr>
+      </w:pPr>
+      <w:r>
+        <w:rPr>
+          <w:rFonts w:ascii="Georgia Pro" w:eastAsia="Georgia Pro" w:hAnsi="Georgia Pro" w:cs="Georgia Pro"/>
+          <w:color w:val="000000" w:themeColor="text1"/>
+        </w:rPr>
+        <w:t>aws-lab-s3-xxxx</w:t>
+      </w:r>
+    </w:p>
+    <w:p>
+      <w:pPr>
+        <w:spacing w:before="240" w:after="240" w:line="360" w:lineRule="auto"/>
+        <w:rPr>
+          <w:rFonts w:ascii="Georgia Pro" w:eastAsia="Georgia Pro" w:hAnsi="Georgia Pro" w:cs="Georgia Pro"/>
+          <w:color w:val="000000" w:themeColor="text1"/>
+        </w:rPr>
+      </w:pPr>
+      <w:r>
+        <w:rPr>
+          <w:rFonts w:ascii="Georgia Pro" w:eastAsia="Georgia Pro" w:hAnsi="Georgia Pro" w:cs="Georgia Pro"/>
+          <w:color w:val="000000" w:themeColor="text1"/>
+        </w:rPr>
+        <w:pict w14:anchorId="57EFDCA4">
+          <v:rect id="_x0000_i1044" style="width:0;height:1.5pt" o:hralign="center" o:hrstd="t" o:hr="t" fillcolor="#a0a0a0" stroked="f"/>
+        </w:pict>
+      </w:r>
+    </w:p>
+    <w:p>
+      <w:pPr>
+        <w:spacing w:before="240" w:after="240" w:line="360" w:lineRule="auto"/>
+        <w:rPr>
+          <w:rFonts w:ascii="Georgia Pro" w:eastAsia="Georgia Pro" w:hAnsi="Georgia Pro" w:cs="Georgia Pro"/>
+          <w:b/>
+          <w:bCs/>
+          <w:color w:val="000000" w:themeColor="text1"/>
+        </w:rPr>
+      </w:pPr>
+    </w:p>
+    <w:p>
+      <w:pPr>
+        <w:spacing w:before="240" w:after="240" w:line="360" w:lineRule="auto"/>
+        <w:rPr>
+          <w:rFonts w:ascii="Georgia Pro" w:eastAsia="Georgia Pro" w:hAnsi="Georgia Pro" w:cs="Georgia Pro"/>
+          <w:b/>
+          <w:bCs/>
+          <w:color w:val="000000" w:themeColor="text1"/>
+        </w:rPr>
+      </w:pPr>
+    </w:p>
+    <w:p>
+      <w:pPr>
+        <w:spacing w:before="240" w:after="240" w:line="360" w:lineRule="auto"/>
+        <w:rPr>
+          <w:rFonts w:ascii="Georgia Pro" w:eastAsia="Georgia Pro" w:hAnsi="Georgia Pro" w:cs="Georgia Pro"/>
+          <w:b/>
+          <w:bCs/>
+          <w:color w:val="000000" w:themeColor="text1"/>
+        </w:rPr>
+      </w:pPr>
+      <w:r>
+        <w:rPr>
+          <w:rFonts w:ascii="Georgia Pro" w:eastAsia="Georgia Pro" w:hAnsi="Georgia Pro" w:cs="Georgia Pro"/>
+          <w:b/>
+          <w:bCs/>
+          <w:color w:val="000000" w:themeColor="text1"/>
+        </w:rPr>
+        <w:t>Task 16: List Files</w:t>
+      </w:r>
+    </w:p>
+    <w:p>
+      <w:pPr>
+        <w:pBdr>
+          <w:top w:val="single" w:sz="4" w:space="1" w:color="auto"/>
+          <w:left w:val="single" w:sz="4" w:space="4" w:color="auto"/>
+          <w:bottom w:val="single" w:sz="4" w:space="1" w:color="auto"/>
+          <w:right w:val="single" w:sz="4" w:space="4" w:color="auto"/>
+        </w:pBdr>
+        <w:shd w:val="clear" w:color="auto" w:fill="F2F2F2" w:themeFill="background1" w:themeFillShade="F2"/>
+        <w:spacing w:before="240" w:after="240" w:line="360" w:lineRule="auto"/>
+        <w:rPr>
+          <w:rFonts w:ascii="Georgia Pro" w:eastAsia="Georgia Pro" w:hAnsi="Georgia Pro" w:cs="Georgia Pro"/>
+          <w:b/>
+          <w:bCs/>
+          <w:color w:val="000000" w:themeColor="text1"/>
+        </w:rPr>
+      </w:pPr>
+      <w:r>
+        <w:rPr>
+          <w:rFonts w:ascii="Georgia Pro" w:eastAsia="Georgia Pro" w:hAnsi="Georgia Pro" w:cs="Georgia Pro"/>
+          <w:b/>
+          <w:bCs/>
+          <w:color w:val="000000" w:themeColor="text1"/>
+        </w:rPr>
+        <w:t>BUCKET=</w:t>
+      </w:r>
+      <w:r>
+        <w:rPr>
+          <w:rFonts w:ascii="Georgia Pro" w:eastAsia="Georgia Pro" w:hAnsi="Georgia Pro" w:cs="Georgia Pro"/>
+          <w:b/>
+          <w:bCs/>
+          <w:color w:val="000000" w:themeColor="text1"/>
+        </w:rPr>
+        <w:t>&lt;bucket-name&gt;</w:t>
+      </w:r>
+    </w:p>
+    <w:p>
+      <w:pPr>
+        <w:spacing w:before="240" w:after="240" w:line="360" w:lineRule="auto"/>
+        <w:rPr>
+          <w:rFonts w:ascii="Georgia Pro" w:eastAsia="Georgia Pro" w:hAnsi="Georgia Pro" w:cs="Georgia Pro"/>
+          <w:b/>
+          <w:bCs/>
+          <w:color w:val="000000" w:themeColor="text1"/>
+        </w:rPr>
+      </w:pPr>
+    </w:p>
+    <w:p>
+      <w:pPr>
+        <w:pBdr>
+          <w:top w:val="single" w:sz="4" w:space="1" w:color="auto"/>
+          <w:left w:val="single" w:sz="4" w:space="4" w:color="auto"/>
+          <w:bottom w:val="single" w:sz="4" w:space="1" w:color="auto"/>
+          <w:right w:val="single" w:sz="4" w:space="4" w:color="auto"/>
+        </w:pBdr>
+        <w:shd w:val="clear" w:color="auto" w:fill="F2F2F2" w:themeFill="background1" w:themeFillShade="F2"/>
+        <w:spacing w:before="240" w:after="240" w:line="360" w:lineRule="auto"/>
+        <w:rPr>
+          <w:rFonts w:ascii="Georgia Pro" w:eastAsia="Georgia Pro" w:hAnsi="Georgia Pro" w:cs="Georgia Pro"/>
+          <w:color w:val="000000" w:themeColor="text1"/>
+        </w:rPr>
+      </w:pPr>
+      <w:proofErr w:type="spellStart"/>
+      <w:r>
+        <w:rPr>
+          <w:rFonts w:ascii="Georgia Pro" w:eastAsia="Georgia Pro" w:hAnsi="Georgia Pro" w:cs="Georgia Pro"/>
+          <w:color w:val="000000" w:themeColor="text1"/>
+        </w:rPr>
+        <w:t>aws</w:t>
+      </w:r>
+      <w:proofErr w:type="spellEnd"/>
+      <w:r>
+        <w:rPr>
+          <w:rFonts w:ascii="Georgia Pro" w:eastAsia="Georgia Pro" w:hAnsi="Georgia Pro" w:cs="Georgia Pro"/>
+          <w:color w:val="000000" w:themeColor="text1"/>
+        </w:rPr>
+        <w:t xml:space="preserve"> s3 ls s3://$BUCKET</w:t>
+      </w:r>
+    </w:p>
+    <w:p>
+      <w:pPr>
+        <w:spacing w:before="240" w:after="240" w:line="360" w:lineRule="auto"/>
+        <w:rPr>
+          <w:rFonts w:ascii="Georgia Pro" w:eastAsia="Georgia Pro" w:hAnsi="Georgia Pro" w:cs="Georgia Pro"/>
+          <w:color w:val="000000" w:themeColor="text1"/>
+        </w:rPr>
+      </w:pPr>
+      <w:r>
+        <w:rPr>
+          <w:rFonts w:ascii="Georgia Pro" w:eastAsia="Georgia Pro" w:hAnsi="Georgia Pro" w:cs="Georgia Pro"/>
+          <w:color w:val="000000" w:themeColor="text1"/>
+        </w:rPr>
+        <w:t>Expected</w:t>
+      </w:r>
+    </w:p>
+    <w:p>
+      <w:pPr>
+        <w:pBdr>
+          <w:top w:val="single" w:sz="4" w:space="1" w:color="auto"/>
+          <w:left w:val="single" w:sz="4" w:space="4" w:color="auto"/>
+          <w:bottom w:val="single" w:sz="4" w:space="1" w:color="auto"/>
+          <w:right w:val="single" w:sz="4" w:space="4" w:color="auto"/>
+        </w:pBdr>
+        <w:shd w:val="clear" w:color="auto" w:fill="F2F2F2" w:themeFill="background1" w:themeFillShade="F2"/>
+        <w:spacing w:before="240" w:after="240" w:line="360" w:lineRule="auto"/>
+        <w:rPr>
+          <w:rFonts w:ascii="Georgia Pro" w:eastAsia="Georgia Pro" w:hAnsi="Georgia Pro" w:cs="Georgia Pro"/>
+          <w:color w:val="000000" w:themeColor="text1"/>
+        </w:rPr>
+      </w:pPr>
+      <w:r>
+        <w:rPr>
+          <w:rFonts w:ascii="Georgia Pro" w:eastAsia="Georgia Pro" w:hAnsi="Georgia Pro" w:cs="Georgia Pro"/>
+          <w:color w:val="000000" w:themeColor="text1"/>
+        </w:rPr>
+        <w:t>sample.txt</w:t>
+      </w:r>
+    </w:p>
+    <w:p>
+      <w:pPr>
+        <w:spacing w:before="240" w:after="240" w:line="360" w:lineRule="auto"/>
+        <w:rPr>
+          <w:rFonts w:ascii="Georgia Pro" w:eastAsia="Georgia Pro" w:hAnsi="Georgia Pro" w:cs="Georgia Pro"/>
+          <w:color w:val="000000" w:themeColor="text1"/>
+        </w:rPr>
+      </w:pPr>
+      <w:r>
+        <w:rPr>
+          <w:rFonts w:ascii="Georgia Pro" w:eastAsia="Georgia Pro" w:hAnsi="Georgia Pro" w:cs="Georgia Pro"/>
+          <w:color w:val="000000" w:themeColor="text1"/>
+        </w:rPr>
+        <w:pict w14:anchorId="27F0766B">
+          <v:rect id="_x0000_i1045" style="width:0;height:1.5pt" o:hralign="center" o:hrstd="t" o:hr="t" fillcolor="#a0a0a0" stroked="f"/>
+        </w:pict>
+      </w:r>
+    </w:p>
+    <w:p>
+      <w:pPr>
+        <w:spacing w:before="240" w:after="240" w:line="360" w:lineRule="auto"/>
+        <w:rPr>
+          <w:rFonts w:ascii="Georgia Pro" w:eastAsia="Georgia Pro" w:hAnsi="Georgia Pro" w:cs="Georgia Pro"/>
+          <w:b/>
+          <w:bCs/>
+          <w:color w:val="000000" w:themeColor="text1"/>
+        </w:rPr>
+      </w:pPr>
+      <w:r>
+        <w:rPr>
+          <w:rFonts w:ascii="Georgia Pro" w:eastAsia="Georgia Pro" w:hAnsi="Georgia Pro" w:cs="Georgia Pro"/>
+          <w:b/>
+          <w:bCs/>
+          <w:color w:val="000000" w:themeColor="text1"/>
+        </w:rPr>
+        <w:t>Task 17: Download File</w:t>
+      </w:r>
+    </w:p>
+    <w:p>
+      <w:pPr>
+        <w:pBdr>
+          <w:top w:val="single" w:sz="4" w:space="1" w:color="auto"/>
+          <w:left w:val="single" w:sz="4" w:space="4" w:color="auto"/>
+          <w:bottom w:val="single" w:sz="4" w:space="1" w:color="auto"/>
+          <w:right w:val="single" w:sz="4" w:space="4" w:color="auto"/>
+        </w:pBdr>
+        <w:shd w:val="clear" w:color="auto" w:fill="F2F2F2" w:themeFill="background1" w:themeFillShade="F2"/>
+        <w:spacing w:before="240" w:after="240" w:line="360" w:lineRule="auto"/>
+        <w:rPr>
+          <w:rFonts w:ascii="Georgia Pro" w:eastAsia="Georgia Pro" w:hAnsi="Georgia Pro" w:cs="Georgia Pro"/>
+          <w:color w:val="000000" w:themeColor="text1"/>
+        </w:rPr>
+      </w:pPr>
+      <w:proofErr w:type="spellStart"/>
+      <w:r>
+        <w:rPr>
+          <w:rFonts w:ascii="Georgia Pro" w:eastAsia="Georgia Pro" w:hAnsi="Georgia Pro" w:cs="Georgia Pro"/>
+          <w:color w:val="000000" w:themeColor="text1"/>
+        </w:rPr>
+        <w:t>aws</w:t>
+      </w:r>
+      <w:proofErr w:type="spellEnd"/>
+      <w:r>
+        <w:rPr>
+          <w:rFonts w:ascii="Georgia Pro" w:eastAsia="Georgia Pro" w:hAnsi="Georgia Pro" w:cs="Georgia Pro"/>
+          <w:color w:val="000000" w:themeColor="text1"/>
+        </w:rPr>
+        <w:t xml:space="preserve"> s3 cp s3://$BUCKET/sample.txt .</w:t>
+      </w:r>
+    </w:p>
+    <w:p>
+      <w:pPr>
+        <w:spacing w:before="240" w:after="240" w:line="360" w:lineRule="auto"/>
+        <w:rPr>
+          <w:rFonts w:ascii="Georgia Pro" w:eastAsia="Georgia Pro" w:hAnsi="Georgia Pro" w:cs="Georgia Pro"/>
+          <w:color w:val="000000" w:themeColor="text1"/>
+        </w:rPr>
+      </w:pPr>
+      <w:r>
+        <w:rPr>
+          <w:rFonts w:ascii="Georgia Pro" w:eastAsia="Georgia Pro" w:hAnsi="Georgia Pro" w:cs="Georgia Pro"/>
+          <w:color w:val="000000" w:themeColor="text1"/>
+        </w:rPr>
+        <w:pict w14:anchorId="4EFB9D7E">
+          <v:rect id="_x0000_i1046" style="width:0;height:1.5pt" o:hralign="center" o:hrstd="t" o:hr="t" fillcolor="#a0a0a0" stroked="f"/>
+        </w:pict>
+      </w:r>
+    </w:p>
+    <w:p>
+      <w:pPr>
+        <w:spacing w:before="240" w:after="240" w:line="360" w:lineRule="auto"/>
+        <w:rPr>
+          <w:rFonts w:ascii="Georgia Pro" w:eastAsia="Georgia Pro" w:hAnsi="Georgia Pro" w:cs="Georgia Pro"/>
+          <w:b/>
+          <w:bCs/>
+          <w:color w:val="000000" w:themeColor="text1"/>
+        </w:rPr>
+      </w:pPr>
+      <w:r>
+        <w:rPr>
+          <w:rFonts w:ascii="Georgia Pro" w:eastAsia="Georgia Pro" w:hAnsi="Georgia Pro" w:cs="Georgia Pro"/>
+          <w:b/>
+          <w:bCs/>
+          <w:color w:val="000000" w:themeColor="text1"/>
+        </w:rPr>
+        <w:t>Task 18: Verify File</w:t>
+      </w:r>
+    </w:p>
+    <w:p>
+      <w:pPr>
+        <w:pBdr>
+          <w:top w:val="single" w:sz="4" w:space="1" w:color="auto"/>
+          <w:left w:val="single" w:sz="4" w:space="4" w:color="auto"/>
+          <w:bottom w:val="single" w:sz="4" w:space="1" w:color="auto"/>
+          <w:right w:val="single" w:sz="4" w:space="4" w:color="auto"/>
+        </w:pBdr>
+        <w:shd w:val="clear" w:color="auto" w:fill="F2F2F2" w:themeFill="background1" w:themeFillShade="F2"/>
+        <w:spacing w:before="240" w:after="240" w:line="360" w:lineRule="auto"/>
+        <w:rPr>
+          <w:rFonts w:ascii="Georgia Pro" w:eastAsia="Georgia Pro" w:hAnsi="Georgia Pro" w:cs="Georgia Pro"/>
+          <w:color w:val="000000" w:themeColor="text1"/>
+        </w:rPr>
+      </w:pPr>
+      <w:r>
+        <w:rPr>
+          <w:rFonts w:ascii="Georgia Pro" w:eastAsia="Georgia Pro" w:hAnsi="Georgia Pro" w:cs="Georgia Pro"/>
+          <w:color w:val="000000" w:themeColor="text1"/>
+        </w:rPr>
+        <w:t>ls</w:t>
+      </w:r>
+    </w:p>
+    <w:p>
+      <w:pPr>
+        <w:spacing w:before="240" w:after="240" w:line="360" w:lineRule="auto"/>
+        <w:rPr>
+          <w:rFonts w:ascii="Georgia Pro" w:eastAsia="Georgia Pro" w:hAnsi="Georgia Pro" w:cs="Georgia Pro"/>
+          <w:color w:val="000000" w:themeColor="text1"/>
+        </w:rPr>
+      </w:pPr>
+      <w:r>
+        <w:rPr>
+          <w:rFonts w:ascii="Georgia Pro" w:eastAsia="Georgia Pro" w:hAnsi="Georgia Pro" w:cs="Georgia Pro"/>
+          <w:color w:val="000000" w:themeColor="text1"/>
+        </w:rPr>
+        <w:t>Expected</w:t>
+      </w:r>
+    </w:p>
+    <w:p>
+      <w:pPr>
+        <w:pBdr>
+          <w:top w:val="single" w:sz="4" w:space="1" w:color="auto"/>
+          <w:left w:val="single" w:sz="4" w:space="4" w:color="auto"/>
+          <w:bottom w:val="single" w:sz="4" w:space="1" w:color="auto"/>
+          <w:right w:val="single" w:sz="4" w:space="4" w:color="auto"/>
+        </w:pBdr>
+        <w:shd w:val="clear" w:color="auto" w:fill="F2F2F2" w:themeFill="background1" w:themeFillShade="F2"/>
+        <w:spacing w:before="240" w:after="240" w:line="360" w:lineRule="auto"/>
+        <w:rPr>
+          <w:rFonts w:ascii="Georgia Pro" w:eastAsia="Georgia Pro" w:hAnsi="Georgia Pro" w:cs="Georgia Pro"/>
+          <w:color w:val="000000" w:themeColor="text1"/>
+        </w:rPr>
+      </w:pPr>
+      <w:r>
+        <w:rPr>
+          <w:rFonts w:ascii="Georgia Pro" w:eastAsia="Georgia Pro" w:hAnsi="Georgia Pro" w:cs="Georgia Pro"/>
+          <w:color w:val="000000" w:themeColor="text1"/>
+        </w:rPr>
+        <w:t>sample.txt</w:t>
+      </w:r>
+    </w:p>
+    <w:p>
+      <w:pPr>
+        <w:spacing w:before="240" w:after="240" w:line="360" w:lineRule="auto"/>
+        <w:rPr>
+          <w:rFonts w:ascii="Georgia Pro" w:eastAsia="Georgia Pro" w:hAnsi="Georgia Pro" w:cs="Georgia Pro"/>
+          <w:color w:val="000000" w:themeColor="text1"/>
+        </w:rPr>
+      </w:pPr>
+      <w:r>
+        <w:rPr>
+          <w:rFonts w:ascii="Georgia Pro" w:eastAsia="Georgia Pro" w:hAnsi="Georgia Pro" w:cs="Georgia Pro"/>
+          <w:color w:val="000000" w:themeColor="text1"/>
+        </w:rPr>
+        <w:t>View contents</w:t>
+      </w:r>
+    </w:p>
+    <w:p>
+      <w:pPr>
+        <w:pBdr>
+          <w:top w:val="single" w:sz="4" w:space="1" w:color="auto"/>
+          <w:left w:val="single" w:sz="4" w:space="4" w:color="auto"/>
+          <w:bottom w:val="single" w:sz="4" w:space="1" w:color="auto"/>
+          <w:right w:val="single" w:sz="4" w:space="4" w:color="auto"/>
+        </w:pBdr>
+        <w:shd w:val="clear" w:color="auto" w:fill="F2F2F2" w:themeFill="background1" w:themeFillShade="F2"/>
+        <w:spacing w:before="240" w:after="240" w:line="360" w:lineRule="auto"/>
+        <w:rPr>
+          <w:rFonts w:ascii="Georgia Pro" w:eastAsia="Georgia Pro" w:hAnsi="Georgia Pro" w:cs="Georgia Pro"/>
+          <w:color w:val="000000" w:themeColor="text1"/>
+        </w:rPr>
+      </w:pPr>
+      <w:r>
+        <w:rPr>
+          <w:rFonts w:ascii="Georgia Pro" w:eastAsia="Georgia Pro" w:hAnsi="Georgia Pro" w:cs="Georgia Pro"/>
+          <w:color w:val="000000" w:themeColor="text1"/>
+        </w:rPr>
+        <w:t>cat sample.txt</w:t>
+      </w:r>
+    </w:p>
+    <w:p>
+      <w:pPr>
+        <w:spacing w:before="240" w:after="240" w:line="360" w:lineRule="auto"/>
+        <w:rPr>
+          <w:rFonts w:ascii="Georgia Pro" w:eastAsia="Georgia Pro" w:hAnsi="Georgia Pro" w:cs="Georgia Pro"/>
+          <w:color w:val="000000" w:themeColor="text1"/>
+        </w:rPr>
+      </w:pPr>
+      <w:r>
+        <w:rPr>
+          <w:rFonts w:ascii="Georgia Pro" w:eastAsia="Georgia Pro" w:hAnsi="Georgia Pro" w:cs="Georgia Pro"/>
+          <w:color w:val="000000" w:themeColor="text1"/>
+        </w:rPr>
+        <w:t>Expected</w:t>
+      </w:r>
+    </w:p>
+    <w:p>
+      <w:pPr>
+        <w:spacing w:before="240" w:after="240" w:line="360" w:lineRule="auto"/>
+        <w:rPr>
+          <w:rFonts w:ascii="Georgia Pro" w:eastAsia="Georgia Pro" w:hAnsi="Georgia Pro" w:cs="Georgia Pro"/>
+          <w:color w:val="000000" w:themeColor="text1"/>
+        </w:rPr>
+      </w:pPr>
+      <w:r>
+        <w:rPr>
+          <w:rFonts w:ascii="Georgia Pro" w:eastAsia="Georgia Pro" w:hAnsi="Georgia Pro" w:cs="Georgia Pro"/>
+          <w:color w:val="000000" w:themeColor="text1"/>
+        </w:rPr>
+        <w:t xml:space="preserve">Welcome to AWS </w:t>
+      </w:r>
+      <w:proofErr w:type="spellStart"/>
+      <w:r>
+        <w:rPr>
+          <w:rFonts w:ascii="Georgia Pro" w:eastAsia="Georgia Pro" w:hAnsi="Georgia Pro" w:cs="Georgia Pro"/>
+          <w:color w:val="000000" w:themeColor="text1"/>
+        </w:rPr>
+        <w:t>CloudShell</w:t>
+      </w:r>
+      <w:proofErr w:type="spellEnd"/>
+      <w:r>
+        <w:rPr>
+          <w:rFonts w:ascii="Georgia Pro" w:eastAsia="Georgia Pro" w:hAnsi="Georgia Pro" w:cs="Georgia Pro"/>
+          <w:color w:val="000000" w:themeColor="text1"/>
+        </w:rPr>
+        <w:t xml:space="preserve"> Lab.</w:t>
+      </w:r>
+      <w:r>
+        <w:rPr>
+          <w:rFonts w:ascii="Georgia Pro" w:eastAsia="Georgia Pro" w:hAnsi="Georgia Pro" w:cs="Georgia Pro"/>
+          <w:color w:val="000000" w:themeColor="text1"/>
+        </w:rPr>
+        <w:br/>
+      </w:r>
+      <w:r>
+        <w:rPr>
+          <w:rFonts w:ascii="Georgia Pro" w:eastAsia="Georgia Pro" w:hAnsi="Georgia Pro" w:cs="Georgia Pro"/>
+          <w:color w:val="000000" w:themeColor="text1"/>
+        </w:rPr>
+        <w:br/>
+        <w:t>This file was uploaded to Amazon S3.</w:t>
+      </w:r>
+      <w:r>
+        <w:rPr>
+          <w:rFonts w:ascii="Georgia Pro" w:eastAsia="Georgia Pro" w:hAnsi="Georgia Pro" w:cs="Georgia Pro"/>
+          <w:color w:val="000000" w:themeColor="text1"/>
+        </w:rPr>
+        <w:br/>
+      </w:r>
+      <w:r>
+        <w:rPr>
+          <w:rFonts w:ascii="Georgia Pro" w:eastAsia="Georgia Pro" w:hAnsi="Georgia Pro" w:cs="Georgia Pro"/>
+          <w:color w:val="000000" w:themeColor="text1"/>
+        </w:rPr>
+        <w:br/>
+        <w:t>Downloaded successfully from Ubuntu EC2.</w:t>
+      </w:r>
+    </w:p>
+    <w:p>
+      <w:pPr>
+        <w:spacing w:before="240" w:after="240" w:line="360" w:lineRule="auto"/>
+        <w:rPr>
+          <w:rFonts w:ascii="Georgia Pro" w:eastAsia="Georgia Pro" w:hAnsi="Georgia Pro" w:cs="Georgia Pro"/>
+          <w:color w:val="000000" w:themeColor="text1"/>
+        </w:rPr>
+      </w:pPr>
+      <w:r>
+        <w:rPr>
+          <w:rFonts w:ascii="Georgia Pro" w:eastAsia="Georgia Pro" w:hAnsi="Georgia Pro" w:cs="Georgia Pro"/>
+          <w:color w:val="000000" w:themeColor="text1"/>
+        </w:rPr>
+        <w:lastRenderedPageBreak/>
+        <w:pict w14:anchorId="25D5D493">
+          <v:rect id="_x0000_i1047" style="width:0;height:1.5pt" o:hralign="center" o:hrstd="t" o:hr="t" fillcolor="#a0a0a0" stroked="f"/>
+        </w:pict>
+      </w:r>
+    </w:p>
+    <w:p>
+      <w:pPr>
+        <w:rPr>
+          <w:rFonts w:ascii="Georgia Pro" w:eastAsia="Georgia Pro" w:hAnsi="Georgia Pro" w:cs="Georgia Pro"/>
+          <w:color w:val="000000" w:themeColor="text1"/>
+        </w:rPr>
+      </w:pPr>
+      <w:r>
+        <w:rPr>
+          <w:rFonts w:ascii="Georgia Pro" w:eastAsia="Georgia Pro" w:hAnsi="Georgia Pro" w:cs="Georgia Pro"/>
+          <w:color w:val="000000" w:themeColor="text1"/>
+        </w:rPr>
+        <w:br w:type="page"/>
+      </w:r>
+    </w:p>
+    <w:p>
+      <w:pPr>
+        <w:spacing w:before="240" w:after="240" w:line="360" w:lineRule="auto"/>
+        <w:rPr>
+          <w:rFonts w:ascii="Georgia Pro" w:eastAsia="Georgia Pro" w:hAnsi="Georgia Pro" w:cs="Georgia Pro"/>
+          <w:color w:val="000000" w:themeColor="text1"/>
+        </w:rPr>
+      </w:pPr>
+    </w:p>
+    <w:p>
+      <w:pPr>
+        <w:spacing w:before="240" w:after="240" w:line="360" w:lineRule="auto"/>
+        <w:rPr>
+          <w:rFonts w:ascii="Georgia Pro" w:eastAsia="Georgia Pro" w:hAnsi="Georgia Pro" w:cs="Georgia Pro"/>
+          <w:b/>
+          <w:bCs/>
+          <w:color w:val="000000" w:themeColor="text1"/>
+        </w:rPr>
+      </w:pPr>
+      <w:r>
+        <w:rPr>
+          <w:rFonts w:ascii="Georgia Pro" w:eastAsia="Georgia Pro" w:hAnsi="Georgia Pro" w:cs="Georgia Pro"/>
+          <w:b/>
+          <w:bCs/>
+          <w:color w:val="000000" w:themeColor="text1"/>
+        </w:rPr>
+        <w:t>Bonus Task: Upload a New File to S3</w:t>
+      </w:r>
+    </w:p>
+    <w:p>
+      <w:pPr>
+        <w:spacing w:before="240" w:after="240" w:line="360" w:lineRule="auto"/>
+        <w:rPr>
+          <w:rFonts w:ascii="Georgia Pro" w:eastAsia="Georgia Pro" w:hAnsi="Georgia Pro" w:cs="Georgia Pro"/>
+          <w:color w:val="000000" w:themeColor="text1"/>
+        </w:rPr>
+      </w:pPr>
+      <w:r>
+        <w:rPr>
+          <w:rFonts w:ascii="Georgia Pro" w:eastAsia="Georgia Pro" w:hAnsi="Georgia Pro" w:cs="Georgia Pro"/>
+          <w:color w:val="000000" w:themeColor="text1"/>
+        </w:rPr>
+        <w:t>Create a file</w:t>
+      </w:r>
+    </w:p>
+    <w:p>
+      <w:pPr>
+        <w:pBdr>
+          <w:top w:val="single" w:sz="4" w:space="1" w:color="auto"/>
+          <w:left w:val="single" w:sz="4" w:space="4" w:color="auto"/>
+          <w:bottom w:val="single" w:sz="4" w:space="1" w:color="auto"/>
+          <w:right w:val="single" w:sz="4" w:space="4" w:color="auto"/>
+        </w:pBdr>
+        <w:shd w:val="clear" w:color="auto" w:fill="F2F2F2" w:themeFill="background1" w:themeFillShade="F2"/>
         <w:spacing w:before="240" w:after="240" w:line="360" w:lineRule="auto"/>
         <w:rPr>
           <w:rFonts w:ascii="Georgia Pro" w:eastAsia="Georgia Pro" w:hAnsi="Georgia Pro" w:cs="Georgia Pro"/>
@@ -4633,39 +4907,7 @@
           <w:rFonts w:ascii="Georgia Pro" w:eastAsia="Georgia Pro" w:hAnsi="Georgia Pro" w:cs="Georgia Pro"/>
           <w:color w:val="000000" w:themeColor="text1"/>
         </w:rPr>
-        <w:t xml:space="preserve">If you want to upload it, the role needs </w:t>
-      </w:r>
-      <w:proofErr w:type="gramStart"/>
-      <w:r>
-        <w:rPr>
-          <w:rFonts w:ascii="Georgia Pro" w:eastAsia="Georgia Pro" w:hAnsi="Georgia Pro" w:cs="Georgia Pro"/>
-          <w:color w:val="000000" w:themeColor="text1"/>
-        </w:rPr>
-        <w:t>write</w:t>
-      </w:r>
-      <w:proofErr w:type="gramEnd"/>
-      <w:r>
-        <w:rPr>
-          <w:rFonts w:ascii="Georgia Pro" w:eastAsia="Georgia Pro" w:hAnsi="Georgia Pro" w:cs="Georgia Pro"/>
-          <w:color w:val="000000" w:themeColor="text1"/>
-        </w:rPr>
-        <w:t xml:space="preserve"> permissions. Attach AmazonS3FullAccess (or a custom policy with s</w:t>
-      </w:r>
-      <w:proofErr w:type="gramStart"/>
-      <w:r>
-        <w:rPr>
-          <w:rFonts w:ascii="Georgia Pro" w:eastAsia="Georgia Pro" w:hAnsi="Georgia Pro" w:cs="Georgia Pro"/>
-          <w:color w:val="000000" w:themeColor="text1"/>
-        </w:rPr>
-        <w:t>3:PutObject</w:t>
-      </w:r>
-      <w:proofErr w:type="gramEnd"/>
-      <w:r>
-        <w:rPr>
-          <w:rFonts w:ascii="Georgia Pro" w:eastAsia="Georgia Pro" w:hAnsi="Georgia Pro" w:cs="Georgia Pro"/>
-          <w:color w:val="000000" w:themeColor="text1"/>
-        </w:rPr>
-        <w:t>) and then run:</w:t>
+        <w:t>If you want to upload it, the role needs write permissions. Attach AmazonS3FullAccess (or a custom policy with s3:PutObject) and then run:</w:t>
       </w:r>
     </w:p>
     <w:p>
@@ -8192,6 +8434,7 @@
   <w:style w:type="character" w:default="1" w:styleId="DefaultParagraphFont">
     <w:name w:val="Default Paragraph Font"/>
     <w:uiPriority w:val="1"/>
+    <w:semiHidden/>
     <w:unhideWhenUsed/>
   </w:style>
   <w:style w:type="table" w:default="1" w:styleId="TableNormal">
